--- a/Knowledge/3-Work knowledge/1-Software Engineering/1-Testing/5-My Source/1-ISTQB Foundation Level/1-Testing terms/21-Test manual and Test automated.docx
+++ b/Knowledge/3-Work knowledge/1-Software Engineering/1-Testing/5-My Source/1-ISTQB Foundation Level/1-Testing terms/21-Test manual and Test automated.docx
@@ -7,15 +7,7 @@
         <w:pStyle w:val="Heading1"/>
       </w:pPr>
       <w:r>
-        <w:t xml:space="preserve">Test manual and </w:t>
-      </w:r>
-      <w:proofErr w:type="gramStart"/>
-      <w:r>
-        <w:t>Test</w:t>
-      </w:r>
-      <w:proofErr w:type="gramEnd"/>
-      <w:r>
-        <w:t xml:space="preserve"> automated</w:t>
+        <w:t>Test manual and Test automated</w:t>
       </w:r>
     </w:p>
     <w:p>
@@ -46,21 +38,12 @@
         </w:rPr>
         <w:t xml:space="preserve">: </w:t>
       </w:r>
-      <w:proofErr w:type="spellStart"/>
-      <w:r>
-        <w:rPr>
-          <w:b/>
-          <w:shd w:val="clear" w:color="auto" w:fill="B7B7B7"/>
-        </w:rPr>
-        <w:t>Chatgot</w:t>
-      </w:r>
-      <w:proofErr w:type="spellEnd"/>
-      <w:r>
-        <w:rPr>
-          <w:b/>
-          <w:shd w:val="clear" w:color="auto" w:fill="B7B7B7"/>
-        </w:rPr>
-        <w:t xml:space="preserve"> </w:t>
+      <w:r>
+        <w:rPr>
+          <w:b/>
+          <w:shd w:val="clear" w:color="auto" w:fill="B7B7B7"/>
+        </w:rPr>
+        <w:t xml:space="preserve">Chatgot </w:t>
       </w:r>
       <w:r>
         <w:rPr>
@@ -69,7 +52,26 @@
           <w:szCs w:val="14"/>
           <w:shd w:val="clear" w:color="auto" w:fill="B7B7B7"/>
         </w:rPr>
-        <w:t>(GPT-5-Standard) at [9/4/2025]</w:t>
+        <w:t>(GPT</w:t>
+      </w:r>
+      <w:r>
+        <w:rPr>
+          <w:rFonts w:ascii="Cambria Math" w:hAnsi="Cambria Math" w:cs="Cambria Math"/>
+          <w:b/>
+          <w:sz w:val="14"/>
+          <w:szCs w:val="14"/>
+          <w:shd w:val="clear" w:color="auto" w:fill="B7B7B7"/>
+        </w:rPr>
+        <w:t>‑</w:t>
+      </w:r>
+      <w:r>
+        <w:rPr>
+          <w:b/>
+          <w:sz w:val="14"/>
+          <w:szCs w:val="14"/>
+          <w:shd w:val="clear" w:color="auto" w:fill="B7B7B7"/>
+        </w:rPr>
+        <w:t>5 Mini) at [9/4/2025]</w:t>
       </w:r>
     </w:p>
     <w:p>
@@ -129,7 +131,7 @@
     </w:p>
     <w:p>
       <w:r>
-        <w:pict w14:anchorId="677BF7F2">
+        <w:pict w14:anchorId="2D231995">
           <v:rect id="_x0000_i1025" style="width:0;height:1.5pt" o:hralign="center" o:hrstd="t" o:hr="t" fillcolor="#a0a0a0" stroked="f"/>
         </w:pict>
       </w:r>
@@ -165,21 +167,12 @@
         </w:rPr>
         <w:t xml:space="preserve">: </w:t>
       </w:r>
-      <w:proofErr w:type="spellStart"/>
-      <w:r>
-        <w:rPr>
-          <w:b/>
-          <w:shd w:val="clear" w:color="auto" w:fill="B7B7B7"/>
-        </w:rPr>
-        <w:t>Chatgot</w:t>
-      </w:r>
-      <w:proofErr w:type="spellEnd"/>
-      <w:r>
-        <w:rPr>
-          <w:b/>
-          <w:shd w:val="clear" w:color="auto" w:fill="B7B7B7"/>
-        </w:rPr>
-        <w:t xml:space="preserve"> </w:t>
+      <w:r>
+        <w:rPr>
+          <w:b/>
+          <w:shd w:val="clear" w:color="auto" w:fill="B7B7B7"/>
+        </w:rPr>
+        <w:t xml:space="preserve">Chatgot </w:t>
       </w:r>
       <w:r>
         <w:rPr>
@@ -188,7 +181,26 @@
           <w:szCs w:val="14"/>
           <w:shd w:val="clear" w:color="auto" w:fill="B7B7B7"/>
         </w:rPr>
-        <w:t>(GPT-5-Standard) at [9/4/2025]</w:t>
+        <w:t>(GPT</w:t>
+      </w:r>
+      <w:r>
+        <w:rPr>
+          <w:rFonts w:ascii="Cambria Math" w:hAnsi="Cambria Math" w:cs="Cambria Math"/>
+          <w:b/>
+          <w:sz w:val="14"/>
+          <w:szCs w:val="14"/>
+          <w:shd w:val="clear" w:color="auto" w:fill="B7B7B7"/>
+        </w:rPr>
+        <w:t>‑</w:t>
+      </w:r>
+      <w:r>
+        <w:rPr>
+          <w:b/>
+          <w:sz w:val="14"/>
+          <w:szCs w:val="14"/>
+          <w:shd w:val="clear" w:color="auto" w:fill="B7B7B7"/>
+        </w:rPr>
+        <w:t>5 Mini) at [9/4/2025]</w:t>
       </w:r>
     </w:p>
     <w:p>
@@ -271,7 +283,7 @@
     </w:p>
     <w:p>
       <w:r>
-        <w:pict w14:anchorId="19E3FE12">
+        <w:pict w14:anchorId="36992B84">
           <v:rect id="_x0000_i1026" style="width:0;height:1.5pt" o:hralign="center" o:hrstd="t" o:hr="t" fillcolor="#a0a0a0" stroked="f"/>
         </w:pict>
       </w:r>
@@ -307,21 +319,12 @@
         </w:rPr>
         <w:t xml:space="preserve">: </w:t>
       </w:r>
-      <w:proofErr w:type="spellStart"/>
-      <w:r>
-        <w:rPr>
-          <w:b/>
-          <w:shd w:val="clear" w:color="auto" w:fill="B7B7B7"/>
-        </w:rPr>
-        <w:t>Chatgot</w:t>
-      </w:r>
-      <w:proofErr w:type="spellEnd"/>
-      <w:r>
-        <w:rPr>
-          <w:b/>
-          <w:shd w:val="clear" w:color="auto" w:fill="B7B7B7"/>
-        </w:rPr>
-        <w:t xml:space="preserve"> </w:t>
+      <w:r>
+        <w:rPr>
+          <w:b/>
+          <w:shd w:val="clear" w:color="auto" w:fill="B7B7B7"/>
+        </w:rPr>
+        <w:t xml:space="preserve">Chatgot </w:t>
       </w:r>
       <w:r>
         <w:rPr>
@@ -330,7 +333,26 @@
           <w:szCs w:val="14"/>
           <w:shd w:val="clear" w:color="auto" w:fill="B7B7B7"/>
         </w:rPr>
-        <w:t>(GPT-5-Standard) at [9/4/2025]</w:t>
+        <w:t>(GPT</w:t>
+      </w:r>
+      <w:r>
+        <w:rPr>
+          <w:rFonts w:ascii="Cambria Math" w:hAnsi="Cambria Math" w:cs="Cambria Math"/>
+          <w:b/>
+          <w:sz w:val="14"/>
+          <w:szCs w:val="14"/>
+          <w:shd w:val="clear" w:color="auto" w:fill="B7B7B7"/>
+        </w:rPr>
+        <w:t>‑</w:t>
+      </w:r>
+      <w:r>
+        <w:rPr>
+          <w:b/>
+          <w:sz w:val="14"/>
+          <w:szCs w:val="14"/>
+          <w:shd w:val="clear" w:color="auto" w:fill="B7B7B7"/>
+        </w:rPr>
+        <w:t>5 Mini) at [9/4/2025]</w:t>
       </w:r>
     </w:p>
     <w:p>
@@ -462,7 +484,7 @@
     </w:p>
     <w:p>
       <w:r>
-        <w:pict w14:anchorId="5A96B561">
+        <w:pict w14:anchorId="2D273E3F">
           <v:rect id="_x0000_i1027" style="width:0;height:1.5pt" o:hralign="center" o:hrstd="t" o:hr="t" fillcolor="#a0a0a0" stroked="f"/>
         </w:pict>
       </w:r>
@@ -498,21 +520,12 @@
         </w:rPr>
         <w:t xml:space="preserve">: </w:t>
       </w:r>
-      <w:proofErr w:type="spellStart"/>
-      <w:r>
-        <w:rPr>
-          <w:b/>
-          <w:shd w:val="clear" w:color="auto" w:fill="B7B7B7"/>
-        </w:rPr>
-        <w:t>Chatgot</w:t>
-      </w:r>
-      <w:proofErr w:type="spellEnd"/>
-      <w:r>
-        <w:rPr>
-          <w:b/>
-          <w:shd w:val="clear" w:color="auto" w:fill="B7B7B7"/>
-        </w:rPr>
-        <w:t xml:space="preserve"> </w:t>
+      <w:r>
+        <w:rPr>
+          <w:b/>
+          <w:shd w:val="clear" w:color="auto" w:fill="B7B7B7"/>
+        </w:rPr>
+        <w:t xml:space="preserve">Chatgot </w:t>
       </w:r>
       <w:r>
         <w:rPr>
@@ -521,7 +534,26 @@
           <w:szCs w:val="14"/>
           <w:shd w:val="clear" w:color="auto" w:fill="B7B7B7"/>
         </w:rPr>
-        <w:t>(GPT-5-Standard) at [9/4/2025]</w:t>
+        <w:t>(GPT</w:t>
+      </w:r>
+      <w:r>
+        <w:rPr>
+          <w:rFonts w:ascii="Cambria Math" w:hAnsi="Cambria Math" w:cs="Cambria Math"/>
+          <w:b/>
+          <w:sz w:val="14"/>
+          <w:szCs w:val="14"/>
+          <w:shd w:val="clear" w:color="auto" w:fill="B7B7B7"/>
+        </w:rPr>
+        <w:t>‑</w:t>
+      </w:r>
+      <w:r>
+        <w:rPr>
+          <w:b/>
+          <w:sz w:val="14"/>
+          <w:szCs w:val="14"/>
+          <w:shd w:val="clear" w:color="auto" w:fill="B7B7B7"/>
+        </w:rPr>
+        <w:t>5 Mini) at [9/4/2025]</w:t>
       </w:r>
     </w:p>
     <w:p>
@@ -530,7 +562,7 @@
           <w:noProof/>
         </w:rPr>
         <w:drawing>
-          <wp:inline distT="0" distB="0" distL="0" distR="0" wp14:anchorId="698D369D" wp14:editId="43F839AF">
+          <wp:inline distT="0" distB="0" distL="0" distR="0" wp14:anchorId="6ECA69B4" wp14:editId="6646203D">
             <wp:extent cx="5943600" cy="1553845"/>
             <wp:effectExtent l="0" t="0" r="0" b="8255"/>
             <wp:docPr id="51058679" name="Picture 1"/>
@@ -545,7 +577,7 @@
                     <pic:cNvPicPr/>
                   </pic:nvPicPr>
                   <pic:blipFill>
-                    <a:blip r:embed="rId7"/>
+                    <a:blip r:embed="rId5"/>
                     <a:stretch>
                       <a:fillRect/>
                     </a:stretch>
@@ -932,7 +964,7 @@
     </w:tbl>
     <w:p>
       <w:r>
-        <w:pict w14:anchorId="62B936F5">
+        <w:pict w14:anchorId="558BC1D0">
           <v:rect id="_x0000_i1028" style="width:0;height:1.5pt" o:hralign="center" o:hrstd="t" o:hr="t" fillcolor="#a0a0a0" stroked="f"/>
         </w:pict>
       </w:r>
@@ -972,21 +1004,12 @@
         </w:rPr>
         <w:t xml:space="preserve">: </w:t>
       </w:r>
-      <w:proofErr w:type="spellStart"/>
-      <w:r>
-        <w:rPr>
-          <w:b/>
-          <w:shd w:val="clear" w:color="auto" w:fill="B7B7B7"/>
-        </w:rPr>
-        <w:t>Chatgot</w:t>
-      </w:r>
-      <w:proofErr w:type="spellEnd"/>
-      <w:r>
-        <w:rPr>
-          <w:b/>
-          <w:shd w:val="clear" w:color="auto" w:fill="B7B7B7"/>
-        </w:rPr>
-        <w:t xml:space="preserve"> </w:t>
+      <w:r>
+        <w:rPr>
+          <w:b/>
+          <w:shd w:val="clear" w:color="auto" w:fill="B7B7B7"/>
+        </w:rPr>
+        <w:t xml:space="preserve">Chatgot </w:t>
       </w:r>
       <w:r>
         <w:rPr>
@@ -995,7 +1018,26 @@
           <w:szCs w:val="14"/>
           <w:shd w:val="clear" w:color="auto" w:fill="B7B7B7"/>
         </w:rPr>
-        <w:t>(GPT-5-Standard) at [9/4/2025]</w:t>
+        <w:t>(GPT</w:t>
+      </w:r>
+      <w:r>
+        <w:rPr>
+          <w:rFonts w:ascii="Cambria Math" w:hAnsi="Cambria Math" w:cs="Cambria Math"/>
+          <w:b/>
+          <w:sz w:val="14"/>
+          <w:szCs w:val="14"/>
+          <w:shd w:val="clear" w:color="auto" w:fill="B7B7B7"/>
+        </w:rPr>
+        <w:t>‑</w:t>
+      </w:r>
+      <w:r>
+        <w:rPr>
+          <w:b/>
+          <w:sz w:val="14"/>
+          <w:szCs w:val="14"/>
+          <w:shd w:val="clear" w:color="auto" w:fill="B7B7B7"/>
+        </w:rPr>
+        <w:t>5 Mini) at [9/4/2025]</w:t>
       </w:r>
       <w:r>
         <w:br/>
@@ -1091,7 +1133,7 @@
     </w:p>
     <w:p>
       <w:r>
-        <w:pict w14:anchorId="767E4458">
+        <w:pict w14:anchorId="6D973AFA">
           <v:rect id="_x0000_i1029" style="width:0;height:1.5pt" o:hralign="center" o:hrstd="t" o:hr="t" fillcolor="#a0a0a0" stroked="f"/>
         </w:pict>
       </w:r>
@@ -1118,21 +1160,12 @@
         </w:rPr>
         <w:t xml:space="preserve">: </w:t>
       </w:r>
-      <w:proofErr w:type="spellStart"/>
-      <w:r>
-        <w:rPr>
-          <w:b/>
-          <w:shd w:val="clear" w:color="auto" w:fill="B7B7B7"/>
-        </w:rPr>
-        <w:t>Chatgot</w:t>
-      </w:r>
-      <w:proofErr w:type="spellEnd"/>
-      <w:r>
-        <w:rPr>
-          <w:b/>
-          <w:shd w:val="clear" w:color="auto" w:fill="B7B7B7"/>
-        </w:rPr>
-        <w:t xml:space="preserve"> </w:t>
+      <w:r>
+        <w:rPr>
+          <w:b/>
+          <w:shd w:val="clear" w:color="auto" w:fill="B7B7B7"/>
+        </w:rPr>
+        <w:t xml:space="preserve">Chatgot </w:t>
       </w:r>
       <w:r>
         <w:rPr>
@@ -1141,7 +1174,26 @@
           <w:szCs w:val="14"/>
           <w:shd w:val="clear" w:color="auto" w:fill="B7B7B7"/>
         </w:rPr>
-        <w:t>(GPT-5-Standard) at [9/4/2025]</w:t>
+        <w:t>(GPT</w:t>
+      </w:r>
+      <w:r>
+        <w:rPr>
+          <w:rFonts w:ascii="Cambria Math" w:hAnsi="Cambria Math" w:cs="Cambria Math"/>
+          <w:b/>
+          <w:sz w:val="14"/>
+          <w:szCs w:val="14"/>
+          <w:shd w:val="clear" w:color="auto" w:fill="B7B7B7"/>
+        </w:rPr>
+        <w:t>‑</w:t>
+      </w:r>
+      <w:r>
+        <w:rPr>
+          <w:b/>
+          <w:sz w:val="14"/>
+          <w:szCs w:val="14"/>
+          <w:shd w:val="clear" w:color="auto" w:fill="B7B7B7"/>
+        </w:rPr>
+        <w:t>5 Mini) at [9/4/2025]</w:t>
       </w:r>
     </w:p>
     <w:p>
@@ -1243,7 +1295,7 @@
     </w:p>
     <w:p>
       <w:r>
-        <w:pict w14:anchorId="4C77C6C9">
+        <w:pict w14:anchorId="5DBE70AB">
           <v:rect id="_x0000_i1030" style="width:0;height:1.5pt" o:hralign="center" o:hrstd="t" o:hr="t" fillcolor="#a0a0a0" stroked="f"/>
         </w:pict>
       </w:r>
@@ -1276,21 +1328,12 @@
         </w:rPr>
         <w:t xml:space="preserve">: </w:t>
       </w:r>
-      <w:proofErr w:type="spellStart"/>
-      <w:r>
-        <w:rPr>
-          <w:b/>
-          <w:shd w:val="clear" w:color="auto" w:fill="B7B7B7"/>
-        </w:rPr>
-        <w:t>Chatgot</w:t>
-      </w:r>
-      <w:proofErr w:type="spellEnd"/>
-      <w:r>
-        <w:rPr>
-          <w:b/>
-          <w:shd w:val="clear" w:color="auto" w:fill="B7B7B7"/>
-        </w:rPr>
-        <w:t xml:space="preserve"> </w:t>
+      <w:r>
+        <w:rPr>
+          <w:b/>
+          <w:shd w:val="clear" w:color="auto" w:fill="B7B7B7"/>
+        </w:rPr>
+        <w:t xml:space="preserve">Chatgot </w:t>
       </w:r>
       <w:r>
         <w:rPr>
@@ -1299,7 +1342,26 @@
           <w:szCs w:val="14"/>
           <w:shd w:val="clear" w:color="auto" w:fill="B7B7B7"/>
         </w:rPr>
-        <w:t>(GPT-5-Standard) at [9/4/2025]</w:t>
+        <w:t>(GPT</w:t>
+      </w:r>
+      <w:r>
+        <w:rPr>
+          <w:rFonts w:ascii="Cambria Math" w:hAnsi="Cambria Math" w:cs="Cambria Math"/>
+          <w:b/>
+          <w:sz w:val="14"/>
+          <w:szCs w:val="14"/>
+          <w:shd w:val="clear" w:color="auto" w:fill="B7B7B7"/>
+        </w:rPr>
+        <w:t>‑</w:t>
+      </w:r>
+      <w:r>
+        <w:rPr>
+          <w:b/>
+          <w:sz w:val="14"/>
+          <w:szCs w:val="14"/>
+          <w:shd w:val="clear" w:color="auto" w:fill="B7B7B7"/>
+        </w:rPr>
+        <w:t>5 Mini) at [9/4/2025]</w:t>
       </w:r>
     </w:p>
     <w:p>
@@ -1422,7 +1484,7 @@
     </w:p>
     <w:p>
       <w:r>
-        <w:pict w14:anchorId="2A11DE8B">
+        <w:pict w14:anchorId="6DF54708">
           <v:rect id="_x0000_i1031" style="width:0;height:1.5pt" o:hralign="center" o:hrstd="t" o:hr="t" fillcolor="#a0a0a0" stroked="f"/>
         </w:pict>
       </w:r>
@@ -1456,21 +1518,12 @@
         </w:rPr>
         <w:t xml:space="preserve">: </w:t>
       </w:r>
-      <w:proofErr w:type="spellStart"/>
-      <w:r>
-        <w:rPr>
-          <w:b/>
-          <w:shd w:val="clear" w:color="auto" w:fill="B7B7B7"/>
-        </w:rPr>
-        <w:t>Chatgot</w:t>
-      </w:r>
-      <w:proofErr w:type="spellEnd"/>
-      <w:r>
-        <w:rPr>
-          <w:b/>
-          <w:shd w:val="clear" w:color="auto" w:fill="B7B7B7"/>
-        </w:rPr>
-        <w:t xml:space="preserve"> </w:t>
+      <w:r>
+        <w:rPr>
+          <w:b/>
+          <w:shd w:val="clear" w:color="auto" w:fill="B7B7B7"/>
+        </w:rPr>
+        <w:t xml:space="preserve">Chatgot </w:t>
       </w:r>
       <w:r>
         <w:rPr>
@@ -1479,7 +1532,26 @@
           <w:szCs w:val="14"/>
           <w:shd w:val="clear" w:color="auto" w:fill="B7B7B7"/>
         </w:rPr>
-        <w:t>(GPT-5-Standard) at [9/4/2025]</w:t>
+        <w:t>(GPT</w:t>
+      </w:r>
+      <w:r>
+        <w:rPr>
+          <w:rFonts w:ascii="Cambria Math" w:hAnsi="Cambria Math" w:cs="Cambria Math"/>
+          <w:b/>
+          <w:sz w:val="14"/>
+          <w:szCs w:val="14"/>
+          <w:shd w:val="clear" w:color="auto" w:fill="B7B7B7"/>
+        </w:rPr>
+        <w:t>‑</w:t>
+      </w:r>
+      <w:r>
+        <w:rPr>
+          <w:b/>
+          <w:sz w:val="14"/>
+          <w:szCs w:val="14"/>
+          <w:shd w:val="clear" w:color="auto" w:fill="B7B7B7"/>
+        </w:rPr>
+        <w:t>5 Mini) at [9/4/2025]</w:t>
       </w:r>
     </w:p>
     <w:p>
@@ -1824,7 +1896,7 @@
     <w:p>
       <w:r>
         <w:lastRenderedPageBreak/>
-        <w:pict w14:anchorId="0A9345F4">
+        <w:pict w14:anchorId="75B2E1DC">
           <v:rect id="_x0000_i1032" style="width:0;height:1.5pt" o:hralign="center" o:hrstd="t" o:hr="t" fillcolor="#a0a0a0" stroked="f"/>
         </w:pict>
       </w:r>
@@ -1857,21 +1929,12 @@
         </w:rPr>
         <w:t xml:space="preserve">: </w:t>
       </w:r>
-      <w:proofErr w:type="spellStart"/>
-      <w:r>
-        <w:rPr>
-          <w:b/>
-          <w:shd w:val="clear" w:color="auto" w:fill="B7B7B7"/>
-        </w:rPr>
-        <w:t>Chatgot</w:t>
-      </w:r>
-      <w:proofErr w:type="spellEnd"/>
-      <w:r>
-        <w:rPr>
-          <w:b/>
-          <w:shd w:val="clear" w:color="auto" w:fill="B7B7B7"/>
-        </w:rPr>
-        <w:t xml:space="preserve"> </w:t>
+      <w:r>
+        <w:rPr>
+          <w:b/>
+          <w:shd w:val="clear" w:color="auto" w:fill="B7B7B7"/>
+        </w:rPr>
+        <w:t xml:space="preserve">Chatgot </w:t>
       </w:r>
       <w:r>
         <w:rPr>
@@ -1880,7 +1943,26 @@
           <w:szCs w:val="14"/>
           <w:shd w:val="clear" w:color="auto" w:fill="B7B7B7"/>
         </w:rPr>
-        <w:t>(GPT-5-Standard) at [9/4/2025]</w:t>
+        <w:t>(GPT</w:t>
+      </w:r>
+      <w:r>
+        <w:rPr>
+          <w:rFonts w:ascii="Cambria Math" w:hAnsi="Cambria Math" w:cs="Cambria Math"/>
+          <w:b/>
+          <w:sz w:val="14"/>
+          <w:szCs w:val="14"/>
+          <w:shd w:val="clear" w:color="auto" w:fill="B7B7B7"/>
+        </w:rPr>
+        <w:t>‑</w:t>
+      </w:r>
+      <w:r>
+        <w:rPr>
+          <w:b/>
+          <w:sz w:val="14"/>
+          <w:szCs w:val="14"/>
+          <w:shd w:val="clear" w:color="auto" w:fill="B7B7B7"/>
+        </w:rPr>
+        <w:t>5 Mini) at [9/4/2025]</w:t>
       </w:r>
     </w:p>
     <w:p>
@@ -1978,7 +2060,7 @@
     </w:p>
     <w:p>
       <w:r>
-        <w:pict w14:anchorId="4EEF51BE">
+        <w:pict w14:anchorId="6A8F9ABF">
           <v:rect id="_x0000_i1033" style="width:0;height:1.5pt" o:hralign="center" o:hrstd="t" o:hr="t" fillcolor="#a0a0a0" stroked="f"/>
         </w:pict>
       </w:r>
@@ -2011,21 +2093,12 @@
         </w:rPr>
         <w:t xml:space="preserve">: </w:t>
       </w:r>
-      <w:proofErr w:type="spellStart"/>
-      <w:r>
-        <w:rPr>
-          <w:b/>
-          <w:shd w:val="clear" w:color="auto" w:fill="B7B7B7"/>
-        </w:rPr>
-        <w:t>Chatgot</w:t>
-      </w:r>
-      <w:proofErr w:type="spellEnd"/>
-      <w:r>
-        <w:rPr>
-          <w:b/>
-          <w:shd w:val="clear" w:color="auto" w:fill="B7B7B7"/>
-        </w:rPr>
-        <w:t xml:space="preserve"> </w:t>
+      <w:r>
+        <w:rPr>
+          <w:b/>
+          <w:shd w:val="clear" w:color="auto" w:fill="B7B7B7"/>
+        </w:rPr>
+        <w:t xml:space="preserve">Chatgot </w:t>
       </w:r>
       <w:r>
         <w:rPr>
@@ -2034,7 +2107,26 @@
           <w:szCs w:val="14"/>
           <w:shd w:val="clear" w:color="auto" w:fill="B7B7B7"/>
         </w:rPr>
-        <w:t>(GPT-5-Standard) at [9/4/2025]</w:t>
+        <w:t>(GPT</w:t>
+      </w:r>
+      <w:r>
+        <w:rPr>
+          <w:rFonts w:ascii="Cambria Math" w:hAnsi="Cambria Math" w:cs="Cambria Math"/>
+          <w:b/>
+          <w:sz w:val="14"/>
+          <w:szCs w:val="14"/>
+          <w:shd w:val="clear" w:color="auto" w:fill="B7B7B7"/>
+        </w:rPr>
+        <w:t>‑</w:t>
+      </w:r>
+      <w:r>
+        <w:rPr>
+          <w:b/>
+          <w:sz w:val="14"/>
+          <w:szCs w:val="14"/>
+          <w:shd w:val="clear" w:color="auto" w:fill="B7B7B7"/>
+        </w:rPr>
+        <w:t>5 Mini) at [9/4/2025]</w:t>
       </w:r>
     </w:p>
     <w:p>
@@ -2043,7 +2135,7 @@
           <w:noProof/>
         </w:rPr>
         <w:drawing>
-          <wp:inline distT="0" distB="0" distL="0" distR="0" wp14:anchorId="220946B5" wp14:editId="2A6EC0FA">
+          <wp:inline distT="0" distB="0" distL="0" distR="0" wp14:anchorId="2B4FBC1F" wp14:editId="2CF0C3AF">
             <wp:extent cx="5943600" cy="878840"/>
             <wp:effectExtent l="0" t="0" r="0" b="0"/>
             <wp:docPr id="1042785521" name="Picture 1"/>
@@ -2058,7 +2150,7 @@
                     <pic:cNvPicPr/>
                   </pic:nvPicPr>
                   <pic:blipFill>
-                    <a:blip r:embed="rId8"/>
+                    <a:blip r:embed="rId6"/>
                     <a:stretch>
                       <a:fillRect/>
                     </a:stretch>
@@ -2287,7 +2379,7 @@
     </w:tbl>
     <w:p>
       <w:r>
-        <w:pict w14:anchorId="4E1FD764">
+        <w:pict w14:anchorId="22308BE6">
           <v:rect id="_x0000_i1034" style="width:0;height:1.5pt" o:hralign="center" o:hrstd="t" o:hr="t" fillcolor="#a0a0a0" stroked="f"/>
         </w:pict>
       </w:r>
@@ -2314,21 +2406,12 @@
         </w:rPr>
         <w:t xml:space="preserve">: </w:t>
       </w:r>
-      <w:proofErr w:type="spellStart"/>
-      <w:r>
-        <w:rPr>
-          <w:b/>
-          <w:shd w:val="clear" w:color="auto" w:fill="B7B7B7"/>
-        </w:rPr>
-        <w:t>Chatgot</w:t>
-      </w:r>
-      <w:proofErr w:type="spellEnd"/>
-      <w:r>
-        <w:rPr>
-          <w:b/>
-          <w:shd w:val="clear" w:color="auto" w:fill="B7B7B7"/>
-        </w:rPr>
-        <w:t xml:space="preserve"> </w:t>
+      <w:r>
+        <w:rPr>
+          <w:b/>
+          <w:shd w:val="clear" w:color="auto" w:fill="B7B7B7"/>
+        </w:rPr>
+        <w:t xml:space="preserve">Chatgot </w:t>
       </w:r>
       <w:r>
         <w:rPr>
@@ -2337,7 +2420,26 @@
           <w:szCs w:val="14"/>
           <w:shd w:val="clear" w:color="auto" w:fill="B7B7B7"/>
         </w:rPr>
-        <w:t>(GPT-5-Standard) at [9/4/2025]</w:t>
+        <w:t>(GPT</w:t>
+      </w:r>
+      <w:r>
+        <w:rPr>
+          <w:rFonts w:ascii="Cambria Math" w:hAnsi="Cambria Math" w:cs="Cambria Math"/>
+          <w:b/>
+          <w:sz w:val="14"/>
+          <w:szCs w:val="14"/>
+          <w:shd w:val="clear" w:color="auto" w:fill="B7B7B7"/>
+        </w:rPr>
+        <w:t>‑</w:t>
+      </w:r>
+      <w:r>
+        <w:rPr>
+          <w:b/>
+          <w:sz w:val="14"/>
+          <w:szCs w:val="14"/>
+          <w:shd w:val="clear" w:color="auto" w:fill="B7B7B7"/>
+        </w:rPr>
+        <w:t>5 Mini) at [9/4/2025]</w:t>
       </w:r>
     </w:p>
     <w:p>
@@ -2406,7 +2508,7 @@
     <w:p>
       <w:r>
         <w:lastRenderedPageBreak/>
-        <w:pict w14:anchorId="3696EA59">
+        <w:pict w14:anchorId="3B73A95B">
           <v:rect id="_x0000_i1035" style="width:0;height:1.5pt" o:hralign="center" o:hrstd="t" o:hr="t" fillcolor="#a0a0a0" stroked="f"/>
         </w:pict>
       </w:r>
@@ -2441,21 +2543,12 @@
         </w:rPr>
         <w:t xml:space="preserve">: </w:t>
       </w:r>
-      <w:proofErr w:type="spellStart"/>
-      <w:r>
-        <w:rPr>
-          <w:b/>
-          <w:shd w:val="clear" w:color="auto" w:fill="B7B7B7"/>
-        </w:rPr>
-        <w:t>Chatgot</w:t>
-      </w:r>
-      <w:proofErr w:type="spellEnd"/>
-      <w:r>
-        <w:rPr>
-          <w:b/>
-          <w:shd w:val="clear" w:color="auto" w:fill="B7B7B7"/>
-        </w:rPr>
-        <w:t xml:space="preserve"> </w:t>
+      <w:r>
+        <w:rPr>
+          <w:b/>
+          <w:shd w:val="clear" w:color="auto" w:fill="B7B7B7"/>
+        </w:rPr>
+        <w:t xml:space="preserve">Chatgot </w:t>
       </w:r>
       <w:r>
         <w:rPr>
@@ -2464,7 +2557,26 @@
           <w:szCs w:val="14"/>
           <w:shd w:val="clear" w:color="auto" w:fill="B7B7B7"/>
         </w:rPr>
-        <w:t>(GPT-5-Standard) at [9/4/2025]</w:t>
+        <w:t>(GPT</w:t>
+      </w:r>
+      <w:r>
+        <w:rPr>
+          <w:rFonts w:ascii="Cambria Math" w:hAnsi="Cambria Math" w:cs="Cambria Math"/>
+          <w:b/>
+          <w:sz w:val="14"/>
+          <w:szCs w:val="14"/>
+          <w:shd w:val="clear" w:color="auto" w:fill="B7B7B7"/>
+        </w:rPr>
+        <w:t>‑</w:t>
+      </w:r>
+      <w:r>
+        <w:rPr>
+          <w:b/>
+          <w:sz w:val="14"/>
+          <w:szCs w:val="14"/>
+          <w:shd w:val="clear" w:color="auto" w:fill="B7B7B7"/>
+        </w:rPr>
+        <w:t>5 Mini) at [9/4/2025]</w:t>
       </w:r>
     </w:p>
     <w:p>
@@ -2520,7 +2632,7 @@
     </w:p>
     <w:p>
       <w:r>
-        <w:pict w14:anchorId="1F6A2C22">
+        <w:pict w14:anchorId="5F34E7BE">
           <v:rect id="_x0000_i1036" style="width:0;height:1.5pt" o:hralign="center" o:hrstd="t" o:hr="t" fillcolor="#a0a0a0" stroked="f"/>
         </w:pict>
       </w:r>
@@ -2556,21 +2668,12 @@
         </w:rPr>
         <w:t xml:space="preserve">: </w:t>
       </w:r>
-      <w:proofErr w:type="spellStart"/>
-      <w:r>
-        <w:rPr>
-          <w:b/>
-          <w:shd w:val="clear" w:color="auto" w:fill="B7B7B7"/>
-        </w:rPr>
-        <w:t>Chatgot</w:t>
-      </w:r>
-      <w:proofErr w:type="spellEnd"/>
-      <w:r>
-        <w:rPr>
-          <w:b/>
-          <w:shd w:val="clear" w:color="auto" w:fill="B7B7B7"/>
-        </w:rPr>
-        <w:t xml:space="preserve"> </w:t>
+      <w:r>
+        <w:rPr>
+          <w:b/>
+          <w:shd w:val="clear" w:color="auto" w:fill="B7B7B7"/>
+        </w:rPr>
+        <w:t xml:space="preserve">Chatgot </w:t>
       </w:r>
       <w:r>
         <w:rPr>
@@ -2579,7 +2682,26 @@
           <w:szCs w:val="14"/>
           <w:shd w:val="clear" w:color="auto" w:fill="B7B7B7"/>
         </w:rPr>
-        <w:t>(GPT-5-Standard) at [9/4/2025]</w:t>
+        <w:t>(GPT</w:t>
+      </w:r>
+      <w:r>
+        <w:rPr>
+          <w:rFonts w:ascii="Cambria Math" w:hAnsi="Cambria Math" w:cs="Cambria Math"/>
+          <w:b/>
+          <w:sz w:val="14"/>
+          <w:szCs w:val="14"/>
+          <w:shd w:val="clear" w:color="auto" w:fill="B7B7B7"/>
+        </w:rPr>
+        <w:t>‑</w:t>
+      </w:r>
+      <w:r>
+        <w:rPr>
+          <w:b/>
+          <w:sz w:val="14"/>
+          <w:szCs w:val="14"/>
+          <w:shd w:val="clear" w:color="auto" w:fill="B7B7B7"/>
+        </w:rPr>
+        <w:t>5 Mini) at [9/4/2025]</w:t>
       </w:r>
     </w:p>
     <w:p>
@@ -2659,7 +2781,7 @@
     </w:p>
     <w:p>
       <w:r>
-        <w:pict w14:anchorId="472BCECC">
+        <w:pict w14:anchorId="0BAB3C25">
           <v:rect id="_x0000_i1037" style="width:0;height:1.5pt" o:hralign="center" o:hrstd="t" o:hr="t" fillcolor="#a0a0a0" stroked="f"/>
         </w:pict>
       </w:r>
@@ -2695,21 +2817,12 @@
         </w:rPr>
         <w:t xml:space="preserve">: </w:t>
       </w:r>
-      <w:proofErr w:type="spellStart"/>
-      <w:r>
-        <w:rPr>
-          <w:b/>
-          <w:shd w:val="clear" w:color="auto" w:fill="B7B7B7"/>
-        </w:rPr>
-        <w:t>Chatgot</w:t>
-      </w:r>
-      <w:proofErr w:type="spellEnd"/>
-      <w:r>
-        <w:rPr>
-          <w:b/>
-          <w:shd w:val="clear" w:color="auto" w:fill="B7B7B7"/>
-        </w:rPr>
-        <w:t xml:space="preserve"> </w:t>
+      <w:r>
+        <w:rPr>
+          <w:b/>
+          <w:shd w:val="clear" w:color="auto" w:fill="B7B7B7"/>
+        </w:rPr>
+        <w:t xml:space="preserve">Chatgot </w:t>
       </w:r>
       <w:r>
         <w:rPr>
@@ -2718,7 +2831,26 @@
           <w:szCs w:val="14"/>
           <w:shd w:val="clear" w:color="auto" w:fill="B7B7B7"/>
         </w:rPr>
-        <w:t>(GPT-5-Standard) at [9/4/2025]</w:t>
+        <w:t>(GPT</w:t>
+      </w:r>
+      <w:r>
+        <w:rPr>
+          <w:rFonts w:ascii="Cambria Math" w:hAnsi="Cambria Math" w:cs="Cambria Math"/>
+          <w:b/>
+          <w:sz w:val="14"/>
+          <w:szCs w:val="14"/>
+          <w:shd w:val="clear" w:color="auto" w:fill="B7B7B7"/>
+        </w:rPr>
+        <w:t>‑</w:t>
+      </w:r>
+      <w:r>
+        <w:rPr>
+          <w:b/>
+          <w:sz w:val="14"/>
+          <w:szCs w:val="14"/>
+          <w:shd w:val="clear" w:color="auto" w:fill="B7B7B7"/>
+        </w:rPr>
+        <w:t>5 Mini) at [9/4/2025]</w:t>
       </w:r>
     </w:p>
     <w:p>
@@ -2836,7 +2968,7 @@
     </w:p>
     <w:p>
       <w:r>
-        <w:pict w14:anchorId="76A935A8">
+        <w:pict w14:anchorId="432EFBEE">
           <v:rect id="_x0000_i1038" style="width:0;height:1.5pt" o:hralign="center" o:hrstd="t" o:hr="t" fillcolor="#a0a0a0" stroked="f"/>
         </w:pict>
       </w:r>
@@ -2872,21 +3004,12 @@
         </w:rPr>
         <w:t xml:space="preserve">: </w:t>
       </w:r>
-      <w:proofErr w:type="spellStart"/>
-      <w:r>
-        <w:rPr>
-          <w:b/>
-          <w:shd w:val="clear" w:color="auto" w:fill="B7B7B7"/>
-        </w:rPr>
-        <w:t>Chatgot</w:t>
-      </w:r>
-      <w:proofErr w:type="spellEnd"/>
-      <w:r>
-        <w:rPr>
-          <w:b/>
-          <w:shd w:val="clear" w:color="auto" w:fill="B7B7B7"/>
-        </w:rPr>
-        <w:t xml:space="preserve"> </w:t>
+      <w:r>
+        <w:rPr>
+          <w:b/>
+          <w:shd w:val="clear" w:color="auto" w:fill="B7B7B7"/>
+        </w:rPr>
+        <w:t xml:space="preserve">Chatgot </w:t>
       </w:r>
       <w:r>
         <w:rPr>
@@ -2895,7 +3018,26 @@
           <w:szCs w:val="14"/>
           <w:shd w:val="clear" w:color="auto" w:fill="B7B7B7"/>
         </w:rPr>
-        <w:t>(GPT-5-Standard) at [9/4/2025]</w:t>
+        <w:t>(GPT</w:t>
+      </w:r>
+      <w:r>
+        <w:rPr>
+          <w:rFonts w:ascii="Cambria Math" w:hAnsi="Cambria Math" w:cs="Cambria Math"/>
+          <w:b/>
+          <w:sz w:val="14"/>
+          <w:szCs w:val="14"/>
+          <w:shd w:val="clear" w:color="auto" w:fill="B7B7B7"/>
+        </w:rPr>
+        <w:t>‑</w:t>
+      </w:r>
+      <w:r>
+        <w:rPr>
+          <w:b/>
+          <w:sz w:val="14"/>
+          <w:szCs w:val="14"/>
+          <w:shd w:val="clear" w:color="auto" w:fill="B7B7B7"/>
+        </w:rPr>
+        <w:t>5 Mini) at [9/4/2025]</w:t>
       </w:r>
     </w:p>
     <w:p>
@@ -3000,7 +3142,7 @@
     </w:p>
     <w:p>
       <w:r>
-        <w:pict w14:anchorId="547C6E28">
+        <w:pict w14:anchorId="7C83C4E8">
           <v:rect id="_x0000_i1039" style="width:0;height:1.5pt" o:hralign="center" o:hrstd="t" o:hr="t" fillcolor="#a0a0a0" stroked="f"/>
         </w:pict>
       </w:r>
@@ -3036,21 +3178,12 @@
         </w:rPr>
         <w:t xml:space="preserve">: </w:t>
       </w:r>
-      <w:proofErr w:type="spellStart"/>
-      <w:r>
-        <w:rPr>
-          <w:b/>
-          <w:shd w:val="clear" w:color="auto" w:fill="B7B7B7"/>
-        </w:rPr>
-        <w:t>Chatgot</w:t>
-      </w:r>
-      <w:proofErr w:type="spellEnd"/>
-      <w:r>
-        <w:rPr>
-          <w:b/>
-          <w:shd w:val="clear" w:color="auto" w:fill="B7B7B7"/>
-        </w:rPr>
-        <w:t xml:space="preserve"> </w:t>
+      <w:r>
+        <w:rPr>
+          <w:b/>
+          <w:shd w:val="clear" w:color="auto" w:fill="B7B7B7"/>
+        </w:rPr>
+        <w:t xml:space="preserve">Chatgot </w:t>
       </w:r>
       <w:r>
         <w:rPr>
@@ -3059,7 +3192,26 @@
           <w:szCs w:val="14"/>
           <w:shd w:val="clear" w:color="auto" w:fill="B7B7B7"/>
         </w:rPr>
-        <w:t>(GPT-5-Standard) at [9/4/2025]</w:t>
+        <w:t>(GPT</w:t>
+      </w:r>
+      <w:r>
+        <w:rPr>
+          <w:rFonts w:ascii="Cambria Math" w:hAnsi="Cambria Math" w:cs="Cambria Math"/>
+          <w:b/>
+          <w:sz w:val="14"/>
+          <w:szCs w:val="14"/>
+          <w:shd w:val="clear" w:color="auto" w:fill="B7B7B7"/>
+        </w:rPr>
+        <w:t>‑</w:t>
+      </w:r>
+      <w:r>
+        <w:rPr>
+          <w:b/>
+          <w:sz w:val="14"/>
+          <w:szCs w:val="14"/>
+          <w:shd w:val="clear" w:color="auto" w:fill="B7B7B7"/>
+        </w:rPr>
+        <w:t>5 Mini) at [9/4/2025]</w:t>
       </w:r>
     </w:p>
     <w:p>
@@ -3139,7 +3291,7 @@
     </w:p>
     <w:p>
       <w:r>
-        <w:pict w14:anchorId="449AE5BF">
+        <w:pict w14:anchorId="6625E440">
           <v:rect id="_x0000_i1040" style="width:0;height:1.5pt" o:hralign="center" o:hrstd="t" o:hr="t" fillcolor="#a0a0a0" stroked="f"/>
         </w:pict>
       </w:r>
@@ -3178,21 +3330,12 @@
         </w:rPr>
         <w:t xml:space="preserve">: </w:t>
       </w:r>
-      <w:proofErr w:type="spellStart"/>
-      <w:r>
-        <w:rPr>
-          <w:b/>
-          <w:shd w:val="clear" w:color="auto" w:fill="B7B7B7"/>
-        </w:rPr>
-        <w:t>Chatgot</w:t>
-      </w:r>
-      <w:proofErr w:type="spellEnd"/>
-      <w:r>
-        <w:rPr>
-          <w:b/>
-          <w:shd w:val="clear" w:color="auto" w:fill="B7B7B7"/>
-        </w:rPr>
-        <w:t xml:space="preserve"> </w:t>
+      <w:r>
+        <w:rPr>
+          <w:b/>
+          <w:shd w:val="clear" w:color="auto" w:fill="B7B7B7"/>
+        </w:rPr>
+        <w:t xml:space="preserve">Chatgot </w:t>
       </w:r>
       <w:r>
         <w:rPr>
@@ -3201,7 +3344,26 @@
           <w:szCs w:val="14"/>
           <w:shd w:val="clear" w:color="auto" w:fill="B7B7B7"/>
         </w:rPr>
-        <w:t>(GPT-5-Standard) at [9/4/2025]</w:t>
+        <w:t>(GPT</w:t>
+      </w:r>
+      <w:r>
+        <w:rPr>
+          <w:rFonts w:ascii="Cambria Math" w:hAnsi="Cambria Math" w:cs="Cambria Math"/>
+          <w:b/>
+          <w:sz w:val="14"/>
+          <w:szCs w:val="14"/>
+          <w:shd w:val="clear" w:color="auto" w:fill="B7B7B7"/>
+        </w:rPr>
+        <w:t>‑</w:t>
+      </w:r>
+      <w:r>
+        <w:rPr>
+          <w:b/>
+          <w:sz w:val="14"/>
+          <w:szCs w:val="14"/>
+          <w:shd w:val="clear" w:color="auto" w:fill="B7B7B7"/>
+        </w:rPr>
+        <w:t>5 Mini) at [9/4/2025]</w:t>
       </w:r>
       <w:r>
         <w:br/>
@@ -3314,7 +3476,7 @@
     </w:p>
     <w:p>
       <w:r>
-        <w:pict w14:anchorId="056CBBD6">
+        <w:pict w14:anchorId="56B261B6">
           <v:rect id="_x0000_i1041" style="width:0;height:1.5pt" o:hralign="center" o:hrstd="t" o:hr="t" fillcolor="#a0a0a0" stroked="f"/>
         </w:pict>
       </w:r>
@@ -3341,21 +3503,12 @@
         </w:rPr>
         <w:t xml:space="preserve">: </w:t>
       </w:r>
-      <w:proofErr w:type="spellStart"/>
-      <w:r>
-        <w:rPr>
-          <w:b/>
-          <w:shd w:val="clear" w:color="auto" w:fill="B7B7B7"/>
-        </w:rPr>
-        <w:t>Chatgot</w:t>
-      </w:r>
-      <w:proofErr w:type="spellEnd"/>
-      <w:r>
-        <w:rPr>
-          <w:b/>
-          <w:shd w:val="clear" w:color="auto" w:fill="B7B7B7"/>
-        </w:rPr>
-        <w:t xml:space="preserve"> </w:t>
+      <w:r>
+        <w:rPr>
+          <w:b/>
+          <w:shd w:val="clear" w:color="auto" w:fill="B7B7B7"/>
+        </w:rPr>
+        <w:t xml:space="preserve">Chatgot </w:t>
       </w:r>
       <w:r>
         <w:rPr>
@@ -3364,7 +3517,26 @@
           <w:szCs w:val="14"/>
           <w:shd w:val="clear" w:color="auto" w:fill="B7B7B7"/>
         </w:rPr>
-        <w:t>(GPT-5-Standard) at [9/4/2025]</w:t>
+        <w:t>(GPT</w:t>
+      </w:r>
+      <w:r>
+        <w:rPr>
+          <w:rFonts w:ascii="Cambria Math" w:hAnsi="Cambria Math" w:cs="Cambria Math"/>
+          <w:b/>
+          <w:sz w:val="14"/>
+          <w:szCs w:val="14"/>
+          <w:shd w:val="clear" w:color="auto" w:fill="B7B7B7"/>
+        </w:rPr>
+        <w:t>‑</w:t>
+      </w:r>
+      <w:r>
+        <w:rPr>
+          <w:b/>
+          <w:sz w:val="14"/>
+          <w:szCs w:val="14"/>
+          <w:shd w:val="clear" w:color="auto" w:fill="B7B7B7"/>
+        </w:rPr>
+        <w:t>5 Mini) at [9/4/2025]</w:t>
       </w:r>
     </w:p>
     <w:p>
@@ -3373,7 +3545,7 @@
           <w:noProof/>
         </w:rPr>
         <w:drawing>
-          <wp:inline distT="0" distB="0" distL="0" distR="0" wp14:anchorId="395FD111" wp14:editId="2EEBC314">
+          <wp:inline distT="0" distB="0" distL="0" distR="0" wp14:anchorId="2B8FE2EC" wp14:editId="4A01431D">
             <wp:extent cx="5943600" cy="3474720"/>
             <wp:effectExtent l="0" t="0" r="0" b="0"/>
             <wp:docPr id="2025621802" name="Picture 1"/>
@@ -3388,7 +3560,7 @@
                     <pic:cNvPicPr/>
                   </pic:nvPicPr>
                   <pic:blipFill>
-                    <a:blip r:embed="rId9"/>
+                    <a:blip r:embed="rId7"/>
                     <a:stretch>
                       <a:fillRect/>
                     </a:stretch>
@@ -3763,19 +3935,11 @@
                 <w:rFonts w:ascii="Roboto Mono" w:hAnsi="Roboto Mono"/>
               </w:rPr>
             </w:pPr>
-            <w:proofErr w:type="spellStart"/>
-            <w:r>
-              <w:rPr>
-                <w:rFonts w:ascii="Roboto Mono" w:hAnsi="Roboto Mono"/>
-              </w:rPr>
-              <w:t>BrowserStack</w:t>
-            </w:r>
-            <w:proofErr w:type="spellEnd"/>
-            <w:r>
-              <w:rPr>
-                <w:rFonts w:ascii="Roboto Mono" w:hAnsi="Roboto Mono"/>
-              </w:rPr>
-              <w:t>, Sauce Labs, Playwright</w:t>
+            <w:r>
+              <w:rPr>
+                <w:rFonts w:ascii="Roboto Mono" w:hAnsi="Roboto Mono"/>
+              </w:rPr>
+              <w:t>BrowserStack, Sauce Labs, Playwright</w:t>
             </w:r>
           </w:p>
         </w:tc>
@@ -4429,19 +4593,11 @@
                 <w:rFonts w:ascii="Roboto Mono" w:hAnsi="Roboto Mono"/>
               </w:rPr>
             </w:pPr>
-            <w:proofErr w:type="spellStart"/>
-            <w:r>
-              <w:rPr>
-                <w:rFonts w:ascii="Roboto Mono" w:hAnsi="Roboto Mono"/>
-              </w:rPr>
-              <w:t>Applitools</w:t>
-            </w:r>
-            <w:proofErr w:type="spellEnd"/>
-            <w:r>
-              <w:rPr>
-                <w:rFonts w:ascii="Roboto Mono" w:hAnsi="Roboto Mono"/>
-              </w:rPr>
-              <w:t>, Percy, Visual Regression Tracker</w:t>
+            <w:r>
+              <w:rPr>
+                <w:rFonts w:ascii="Roboto Mono" w:hAnsi="Roboto Mono"/>
+              </w:rPr>
+              <w:t>Applitools, Percy, Visual Regression Tracker</w:t>
             </w:r>
           </w:p>
         </w:tc>
@@ -4496,21 +4652,12 @@
         </w:rPr>
         <w:t xml:space="preserve">: </w:t>
       </w:r>
-      <w:proofErr w:type="spellStart"/>
-      <w:r>
-        <w:rPr>
-          <w:b/>
-          <w:shd w:val="clear" w:color="auto" w:fill="B7B7B7"/>
-        </w:rPr>
-        <w:t>Chatgot</w:t>
-      </w:r>
-      <w:proofErr w:type="spellEnd"/>
-      <w:r>
-        <w:rPr>
-          <w:b/>
-          <w:shd w:val="clear" w:color="auto" w:fill="B7B7B7"/>
-        </w:rPr>
-        <w:t xml:space="preserve"> </w:t>
+      <w:r>
+        <w:rPr>
+          <w:b/>
+          <w:shd w:val="clear" w:color="auto" w:fill="B7B7B7"/>
+        </w:rPr>
+        <w:t xml:space="preserve">Chatgot </w:t>
       </w:r>
       <w:r>
         <w:rPr>
@@ -4519,7 +4666,26 @@
           <w:szCs w:val="14"/>
           <w:shd w:val="clear" w:color="auto" w:fill="B7B7B7"/>
         </w:rPr>
-        <w:t>(GPT-5-Standard) at [9/4/2025]</w:t>
+        <w:t>(GPT</w:t>
+      </w:r>
+      <w:r>
+        <w:rPr>
+          <w:rFonts w:ascii="Cambria Math" w:hAnsi="Cambria Math" w:cs="Cambria Math"/>
+          <w:b/>
+          <w:sz w:val="14"/>
+          <w:szCs w:val="14"/>
+          <w:shd w:val="clear" w:color="auto" w:fill="B7B7B7"/>
+        </w:rPr>
+        <w:t>‑</w:t>
+      </w:r>
+      <w:r>
+        <w:rPr>
+          <w:b/>
+          <w:sz w:val="14"/>
+          <w:szCs w:val="14"/>
+          <w:shd w:val="clear" w:color="auto" w:fill="B7B7B7"/>
+        </w:rPr>
+        <w:t>5 Mini) at [9/4/2025]</w:t>
       </w:r>
     </w:p>
     <w:p>
@@ -4545,7 +4711,7 @@
       <w:pPr>
         <w:numPr>
           <w:ilvl w:val="0"/>
-          <w:numId w:val="21"/>
+          <w:numId w:val="13"/>
         </w:numPr>
         <w:rPr>
           <w:rFonts w:ascii="Roboto Mono" w:hAnsi="Roboto Mono"/>
@@ -4621,7 +4787,7 @@
       <w:pPr>
         <w:numPr>
           <w:ilvl w:val="0"/>
-          <w:numId w:val="21"/>
+          <w:numId w:val="13"/>
         </w:numPr>
         <w:rPr>
           <w:rFonts w:ascii="Roboto Mono" w:hAnsi="Roboto Mono"/>
@@ -4657,7 +4823,7 @@
       <w:pPr>
         <w:numPr>
           <w:ilvl w:val="1"/>
-          <w:numId w:val="21"/>
+          <w:numId w:val="13"/>
         </w:numPr>
         <w:rPr>
           <w:rFonts w:ascii="Roboto Mono" w:hAnsi="Roboto Mono"/>
@@ -4676,7 +4842,7 @@
       <w:pPr>
         <w:numPr>
           <w:ilvl w:val="1"/>
-          <w:numId w:val="21"/>
+          <w:numId w:val="13"/>
         </w:numPr>
         <w:rPr>
           <w:rFonts w:ascii="Roboto Mono" w:hAnsi="Roboto Mono"/>
@@ -4695,7 +4861,7 @@
       <w:pPr>
         <w:numPr>
           <w:ilvl w:val="1"/>
-          <w:numId w:val="21"/>
+          <w:numId w:val="13"/>
         </w:numPr>
         <w:rPr>
           <w:rFonts w:ascii="Roboto Mono" w:hAnsi="Roboto Mono"/>
@@ -4714,7 +4880,7 @@
       <w:pPr>
         <w:numPr>
           <w:ilvl w:val="1"/>
-          <w:numId w:val="21"/>
+          <w:numId w:val="13"/>
         </w:numPr>
         <w:rPr>
           <w:rFonts w:ascii="Roboto Mono" w:hAnsi="Roboto Mono"/>
@@ -4733,7 +4899,7 @@
       <w:pPr>
         <w:numPr>
           <w:ilvl w:val="0"/>
-          <w:numId w:val="21"/>
+          <w:numId w:val="13"/>
         </w:numPr>
         <w:rPr>
           <w:rFonts w:ascii="Roboto Mono" w:hAnsi="Roboto Mono"/>
@@ -4770,7 +4936,7 @@
           <w:noProof/>
         </w:rPr>
         <w:drawing>
-          <wp:inline distT="0" distB="0" distL="0" distR="0" wp14:anchorId="6F9CF172" wp14:editId="7215284B">
+          <wp:inline distT="0" distB="0" distL="0" distR="0" wp14:anchorId="2D787F09" wp14:editId="02AE4B66">
             <wp:extent cx="5943600" cy="1242695"/>
             <wp:effectExtent l="0" t="0" r="0" b="0"/>
             <wp:docPr id="676722321" name="Picture 1"/>
@@ -4785,7 +4951,7 @@
                     <pic:cNvPicPr/>
                   </pic:nvPicPr>
                   <pic:blipFill>
-                    <a:blip r:embed="rId10"/>
+                    <a:blip r:embed="rId8"/>
                     <a:stretch>
                       <a:fillRect/>
                     </a:stretch>
@@ -5219,7 +5385,7 @@
       <w:pPr>
         <w:numPr>
           <w:ilvl w:val="0"/>
-          <w:numId w:val="21"/>
+          <w:numId w:val="13"/>
         </w:numPr>
         <w:rPr>
           <w:rFonts w:ascii="Roboto Mono" w:hAnsi="Roboto Mono"/>
@@ -5248,7 +5414,7 @@
       <w:pPr>
         <w:numPr>
           <w:ilvl w:val="1"/>
-          <w:numId w:val="21"/>
+          <w:numId w:val="13"/>
         </w:numPr>
         <w:rPr>
           <w:rFonts w:ascii="Roboto Mono" w:hAnsi="Roboto Mono"/>
@@ -5290,7 +5456,7 @@
       <w:pPr>
         <w:numPr>
           <w:ilvl w:val="1"/>
-          <w:numId w:val="21"/>
+          <w:numId w:val="13"/>
         </w:numPr>
         <w:rPr>
           <w:rFonts w:ascii="Roboto Mono" w:hAnsi="Roboto Mono"/>
@@ -5346,7 +5512,7 @@
       <w:pPr>
         <w:numPr>
           <w:ilvl w:val="1"/>
-          <w:numId w:val="21"/>
+          <w:numId w:val="13"/>
         </w:numPr>
         <w:rPr>
           <w:rFonts w:ascii="Roboto Mono" w:hAnsi="Roboto Mono"/>
@@ -5388,7 +5554,7 @@
       <w:pPr>
         <w:numPr>
           <w:ilvl w:val="0"/>
-          <w:numId w:val="21"/>
+          <w:numId w:val="13"/>
         </w:numPr>
         <w:rPr>
           <w:rFonts w:ascii="Roboto Mono" w:hAnsi="Roboto Mono"/>
@@ -5478,7 +5644,7 @@
         <w:rPr>
           <w:lang w:bidi="ar-EG"/>
         </w:rPr>
-        <w:pict w14:anchorId="5F86C737">
+        <w:pict w14:anchorId="145B63A1">
           <v:rect id="_x0000_i1042" style="width:0;height:1.5pt" o:hralign="center" o:hrstd="t" o:hr="t" fillcolor="#a0a0a0" stroked="f"/>
         </w:pict>
       </w:r>
@@ -5505,21 +5671,12 @@
         </w:rPr>
         <w:t xml:space="preserve">: </w:t>
       </w:r>
-      <w:proofErr w:type="spellStart"/>
-      <w:r>
-        <w:rPr>
-          <w:b/>
-          <w:shd w:val="clear" w:color="auto" w:fill="B7B7B7"/>
-        </w:rPr>
-        <w:t>Chatgot</w:t>
-      </w:r>
-      <w:proofErr w:type="spellEnd"/>
-      <w:r>
-        <w:rPr>
-          <w:b/>
-          <w:shd w:val="clear" w:color="auto" w:fill="B7B7B7"/>
-        </w:rPr>
-        <w:t xml:space="preserve"> </w:t>
+      <w:r>
+        <w:rPr>
+          <w:b/>
+          <w:shd w:val="clear" w:color="auto" w:fill="B7B7B7"/>
+        </w:rPr>
+        <w:t xml:space="preserve">Chatgot </w:t>
       </w:r>
       <w:r>
         <w:rPr>
@@ -5528,7 +5685,26 @@
           <w:szCs w:val="14"/>
           <w:shd w:val="clear" w:color="auto" w:fill="B7B7B7"/>
         </w:rPr>
-        <w:t>(GPT-5-Standard) at [9/4/2025]</w:t>
+        <w:t>(GPT</w:t>
+      </w:r>
+      <w:r>
+        <w:rPr>
+          <w:rFonts w:ascii="Cambria Math" w:hAnsi="Cambria Math" w:cs="Cambria Math"/>
+          <w:b/>
+          <w:sz w:val="14"/>
+          <w:szCs w:val="14"/>
+          <w:shd w:val="clear" w:color="auto" w:fill="B7B7B7"/>
+        </w:rPr>
+        <w:t>‑</w:t>
+      </w:r>
+      <w:r>
+        <w:rPr>
+          <w:b/>
+          <w:sz w:val="14"/>
+          <w:szCs w:val="14"/>
+          <w:shd w:val="clear" w:color="auto" w:fill="B7B7B7"/>
+        </w:rPr>
+        <w:t>5 Mini) at [9/4/2025]</w:t>
       </w:r>
     </w:p>
     <w:p>
@@ -5902,7 +6078,7 @@
     </w:tbl>
     <w:p>
       <w:r>
-        <w:pict w14:anchorId="376EC65A">
+        <w:pict w14:anchorId="1109C92B">
           <v:rect id="_x0000_i1043" style="width:0;height:1.5pt" o:hralign="center" o:hrstd="t" o:hr="t" fillcolor="#a0a0a0" stroked="f"/>
         </w:pict>
       </w:r>
@@ -5936,21 +6112,12 @@
         </w:rPr>
         <w:t xml:space="preserve">: </w:t>
       </w:r>
-      <w:proofErr w:type="spellStart"/>
-      <w:r>
-        <w:rPr>
-          <w:b/>
-          <w:shd w:val="clear" w:color="auto" w:fill="B7B7B7"/>
-        </w:rPr>
-        <w:t>Chatgot</w:t>
-      </w:r>
-      <w:proofErr w:type="spellEnd"/>
-      <w:r>
-        <w:rPr>
-          <w:b/>
-          <w:shd w:val="clear" w:color="auto" w:fill="B7B7B7"/>
-        </w:rPr>
-        <w:t xml:space="preserve"> </w:t>
+      <w:r>
+        <w:rPr>
+          <w:b/>
+          <w:shd w:val="clear" w:color="auto" w:fill="B7B7B7"/>
+        </w:rPr>
+        <w:t xml:space="preserve">Chatgot </w:t>
       </w:r>
       <w:r>
         <w:rPr>
@@ -5959,7 +6126,26 @@
           <w:szCs w:val="14"/>
           <w:shd w:val="clear" w:color="auto" w:fill="B7B7B7"/>
         </w:rPr>
-        <w:t>(GPT-5-Standard) at [9/4/2025]</w:t>
+        <w:t>(GPT</w:t>
+      </w:r>
+      <w:r>
+        <w:rPr>
+          <w:rFonts w:ascii="Cambria Math" w:hAnsi="Cambria Math" w:cs="Cambria Math"/>
+          <w:b/>
+          <w:sz w:val="14"/>
+          <w:szCs w:val="14"/>
+          <w:shd w:val="clear" w:color="auto" w:fill="B7B7B7"/>
+        </w:rPr>
+        <w:t>‑</w:t>
+      </w:r>
+      <w:r>
+        <w:rPr>
+          <w:b/>
+          <w:sz w:val="14"/>
+          <w:szCs w:val="14"/>
+          <w:shd w:val="clear" w:color="auto" w:fill="B7B7B7"/>
+        </w:rPr>
+        <w:t>5 Mini) at [9/4/2025]</w:t>
       </w:r>
     </w:p>
     <w:p>
@@ -5969,7 +6155,7 @@
         </w:rPr>
         <w:lastRenderedPageBreak/>
         <w:drawing>
-          <wp:inline distT="0" distB="0" distL="0" distR="0" wp14:anchorId="419DEDA9" wp14:editId="103D1923">
+          <wp:inline distT="0" distB="0" distL="0" distR="0" wp14:anchorId="738F3456" wp14:editId="57D7AE7F">
             <wp:extent cx="5943600" cy="2589530"/>
             <wp:effectExtent l="0" t="0" r="0" b="1270"/>
             <wp:docPr id="1461810051" name="Picture 1"/>
@@ -5984,7 +6170,7 @@
                     <pic:cNvPicPr/>
                   </pic:nvPicPr>
                   <pic:blipFill>
-                    <a:blip r:embed="rId11"/>
+                    <a:blip r:embed="rId9"/>
                     <a:stretch>
                       <a:fillRect/>
                     </a:stretch>
@@ -6443,6 +6629,7 @@
         </w:rPr>
       </w:pPr>
     </w:p>
+    <w:p/>
     <w:sectPr>
       <w:pgSz w:w="12240" w:h="15840"/>
       <w:pgMar w:top="1440" w:right="1440" w:bottom="1440" w:left="1440" w:header="720" w:footer="720" w:gutter="0"/>
@@ -6453,56 +6640,6 @@
 </w:document>
 </file>
 
-<file path=word/endnotes.xml><?xml version="1.0" encoding="utf-8"?>
-<w:endnotes xmlns:wpc="http://schemas.microsoft.com/office/word/2010/wordprocessingCanvas" xmlns:cx="http://schemas.microsoft.com/office/drawing/2014/chartex" xmlns:cx1="http://schemas.microsoft.com/office/drawing/2015/9/8/chartex" xmlns:cx2="http://schemas.microsoft.com/office/drawing/2015/10/21/chartex" xmlns:cx3="http://schemas.microsoft.com/office/drawing/2016/5/9/chartex" xmlns:cx4="http://schemas.microsoft.com/office/drawing/2016/5/10/chartex" xmlns:cx5="http://schemas.microsoft.com/office/drawing/2016/5/11/chartex" xmlns:cx6="http://schemas.microsoft.com/office/drawing/2016/5/12/chartex" xmlns:cx7="http://schemas.microsoft.com/office/drawing/2016/5/13/chartex" xmlns:cx8="http://schemas.microsoft.com/office/drawing/2016/5/14/chartex" xmlns:mc="http://schemas.openxmlformats.org/markup-compatibility/2006" xmlns:aink="http://schemas.microsoft.com/office/drawing/2016/ink" xmlns:am3d="http://schemas.microsoft.com/office/drawing/2017/model3d" xmlns:o="urn:schemas-microsoft-com:office:office" xmlns:oel="http://schemas.microsoft.com/office/2019/extlst" xmlns:r="http://schemas.openxmlformats.org/officeDocument/2006/relationships" xmlns:m="http://schemas.openxmlformats.org/officeDocument/2006/math" xmlns:v="urn:schemas-microsoft-com:vml" xmlns:wp14="http://schemas.microsoft.com/office/word/2010/wordprocessingDrawing" xmlns:wp="http://schemas.openxmlformats.org/drawingml/2006/wordprocessingDrawing" xmlns:w10="urn:schemas-microsoft-com:office:word" xmlns:w="http://schemas.openxmlformats.org/wordprocessingml/2006/main" xmlns:w14="http://schemas.microsoft.com/office/word/2010/wordml" xmlns:w15="http://schemas.microsoft.com/office/word/2012/wordml" xmlns:w16cex="http://schemas.microsoft.com/office/word/2018/wordml/cex" xmlns:w16cid="http://schemas.microsoft.com/office/word/2016/wordml/cid" xmlns:w16="http://schemas.microsoft.com/office/word/2018/wordml" xmlns:w16du="http://schemas.microsoft.com/office/word/2023/wordml/word16du" xmlns:w16sdtdh="http://schemas.microsoft.com/office/word/2020/wordml/sdtdatahash" xmlns:w16sdtfl="http://schemas.microsoft.com/office/word/2024/wordml/sdtformatlock" xmlns:w16se="http://schemas.microsoft.com/office/word/2015/wordml/symex" xmlns:wpg="http://schemas.microsoft.com/office/word/2010/wordprocessingGroup" xmlns:wpi="http://schemas.microsoft.com/office/word/2010/wordprocessingInk" xmlns:wne="http://schemas.microsoft.com/office/word/2006/wordml" xmlns:wps="http://schemas.microsoft.com/office/word/2010/wordprocessingShape" mc:Ignorable="w14 w15 w16se w16cid w16 w16cex w16sdtdh w16sdtfl w16du wp14">
-  <w:endnote w:type="separator" w:id="-1">
-    <w:p>
-      <w:pPr>
-        <w:spacing w:after="0" w:line="240" w:lineRule="auto"/>
-      </w:pPr>
-      <w:r>
-        <w:separator/>
-      </w:r>
-    </w:p>
-  </w:endnote>
-  <w:endnote w:type="continuationSeparator" w:id="0">
-    <w:p>
-      <w:pPr>
-        <w:spacing w:after="0" w:line="240" w:lineRule="auto"/>
-      </w:pPr>
-      <w:r>
-        <w:continuationSeparator/>
-      </w:r>
-    </w:p>
-  </w:endnote>
-</w:endnotes>
-</file>
-
-<file path=word/footnotes.xml><?xml version="1.0" encoding="utf-8"?>
-<w:footnotes xmlns:wpc="http://schemas.microsoft.com/office/word/2010/wordprocessingCanvas" xmlns:cx="http://schemas.microsoft.com/office/drawing/2014/chartex" xmlns:cx1="http://schemas.microsoft.com/office/drawing/2015/9/8/chartex" xmlns:cx2="http://schemas.microsoft.com/office/drawing/2015/10/21/chartex" xmlns:cx3="http://schemas.microsoft.com/office/drawing/2016/5/9/chartex" xmlns:cx4="http://schemas.microsoft.com/office/drawing/2016/5/10/chartex" xmlns:cx5="http://schemas.microsoft.com/office/drawing/2016/5/11/chartex" xmlns:cx6="http://schemas.microsoft.com/office/drawing/2016/5/12/chartex" xmlns:cx7="http://schemas.microsoft.com/office/drawing/2016/5/13/chartex" xmlns:cx8="http://schemas.microsoft.com/office/drawing/2016/5/14/chartex" xmlns:mc="http://schemas.openxmlformats.org/markup-compatibility/2006" xmlns:aink="http://schemas.microsoft.com/office/drawing/2016/ink" xmlns:am3d="http://schemas.microsoft.com/office/drawing/2017/model3d" xmlns:o="urn:schemas-microsoft-com:office:office" xmlns:oel="http://schemas.microsoft.com/office/2019/extlst" xmlns:r="http://schemas.openxmlformats.org/officeDocument/2006/relationships" xmlns:m="http://schemas.openxmlformats.org/officeDocument/2006/math" xmlns:v="urn:schemas-microsoft-com:vml" xmlns:wp14="http://schemas.microsoft.com/office/word/2010/wordprocessingDrawing" xmlns:wp="http://schemas.openxmlformats.org/drawingml/2006/wordprocessingDrawing" xmlns:w10="urn:schemas-microsoft-com:office:word" xmlns:w="http://schemas.openxmlformats.org/wordprocessingml/2006/main" xmlns:w14="http://schemas.microsoft.com/office/word/2010/wordml" xmlns:w15="http://schemas.microsoft.com/office/word/2012/wordml" xmlns:w16cex="http://schemas.microsoft.com/office/word/2018/wordml/cex" xmlns:w16cid="http://schemas.microsoft.com/office/word/2016/wordml/cid" xmlns:w16="http://schemas.microsoft.com/office/word/2018/wordml" xmlns:w16du="http://schemas.microsoft.com/office/word/2023/wordml/word16du" xmlns:w16sdtdh="http://schemas.microsoft.com/office/word/2020/wordml/sdtdatahash" xmlns:w16sdtfl="http://schemas.microsoft.com/office/word/2024/wordml/sdtformatlock" xmlns:w16se="http://schemas.microsoft.com/office/word/2015/wordml/symex" xmlns:wpg="http://schemas.microsoft.com/office/word/2010/wordprocessingGroup" xmlns:wpi="http://schemas.microsoft.com/office/word/2010/wordprocessingInk" xmlns:wne="http://schemas.microsoft.com/office/word/2006/wordml" xmlns:wps="http://schemas.microsoft.com/office/word/2010/wordprocessingShape" mc:Ignorable="w14 w15 w16se w16cid w16 w16cex w16sdtdh w16sdtfl w16du wp14">
-  <w:footnote w:type="separator" w:id="-1">
-    <w:p>
-      <w:pPr>
-        <w:spacing w:after="0" w:line="240" w:lineRule="auto"/>
-      </w:pPr>
-      <w:r>
-        <w:separator/>
-      </w:r>
-    </w:p>
-  </w:footnote>
-  <w:footnote w:type="continuationSeparator" w:id="0">
-    <w:p>
-      <w:pPr>
-        <w:spacing w:after="0" w:line="240" w:lineRule="auto"/>
-      </w:pPr>
-      <w:r>
-        <w:continuationSeparator/>
-      </w:r>
-    </w:p>
-  </w:footnote>
-</w:footnotes>
-</file>
-
 <file path=word/numbering.xml><?xml version="1.0" encoding="utf-8"?>
 <w:numbering xmlns:wpc="http://schemas.microsoft.com/office/word/2010/wordprocessingCanvas" xmlns:cx="http://schemas.microsoft.com/office/drawing/2014/chartex" xmlns:cx1="http://schemas.microsoft.com/office/drawing/2015/9/8/chartex" xmlns:cx2="http://schemas.microsoft.com/office/drawing/2015/10/21/chartex" xmlns:cx3="http://schemas.microsoft.com/office/drawing/2016/5/9/chartex" xmlns:cx4="http://schemas.microsoft.com/office/drawing/2016/5/10/chartex" xmlns:cx5="http://schemas.microsoft.com/office/drawing/2016/5/11/chartex" xmlns:cx6="http://schemas.microsoft.com/office/drawing/2016/5/12/chartex" xmlns:cx7="http://schemas.microsoft.com/office/drawing/2016/5/13/chartex" xmlns:cx8="http://schemas.microsoft.com/office/drawing/2016/5/14/chartex" xmlns:mc="http://schemas.openxmlformats.org/markup-compatibility/2006" xmlns:aink="http://schemas.microsoft.com/office/drawing/2016/ink" xmlns:am3d="http://schemas.microsoft.com/office/drawing/2017/model3d" xmlns:o="urn:schemas-microsoft-com:office:office" xmlns:oel="http://schemas.microsoft.com/office/2019/extlst" xmlns:r="http://schemas.openxmlformats.org/officeDocument/2006/relationships" xmlns:m="http://schemas.openxmlformats.org/officeDocument/2006/math" xmlns:v="urn:schemas-microsoft-com:vml" xmlns:wp14="http://schemas.microsoft.com/office/word/2010/wordprocessingDrawing" xmlns:wp="http://schemas.openxmlformats.org/drawingml/2006/wordprocessingDrawing" xmlns:w10="urn:schemas-microsoft-com:office:word" xmlns:w="http://schemas.openxmlformats.org/wordprocessingml/2006/main" xmlns:w14="http://schemas.microsoft.com/office/word/2010/wordml" xmlns:w15="http://schemas.microsoft.com/office/word/2012/wordml" xmlns:w16cex="http://schemas.microsoft.com/office/word/2018/wordml/cex" xmlns:w16cid="http://schemas.microsoft.com/office/word/2016/wordml/cid" xmlns:w16="http://schemas.microsoft.com/office/word/2018/wordml" xmlns:w16du="http://schemas.microsoft.com/office/word/2023/wordml/word16du" xmlns:w16sdtdh="http://schemas.microsoft.com/office/word/2020/wordml/sdtdatahash" xmlns:w16sdtfl="http://schemas.microsoft.com/office/word/2024/wordml/sdtformatlock" xmlns:w16se="http://schemas.microsoft.com/office/word/2015/wordml/symex" xmlns:wpg="http://schemas.microsoft.com/office/word/2010/wordprocessingGroup" xmlns:wpi="http://schemas.microsoft.com/office/word/2010/wordprocessingInk" xmlns:wne="http://schemas.microsoft.com/office/word/2006/wordml" xmlns:wps="http://schemas.microsoft.com/office/word/2010/wordprocessingShape" mc:Ignorable="w14 w15 w16se w16cid w16 w16cex w16sdtdh w16sdtfl w16du wp14">
   <w:abstractNum w:abstractNumId="0" w15:restartNumberingAfterBreak="0">
@@ -6804,9 +6941,9 @@
     </w:lvl>
   </w:abstractNum>
   <w:abstractNum w:abstractNumId="2" w15:restartNumberingAfterBreak="0">
-    <w:nsid w:val="047B019C"/>
+    <w:nsid w:val="0A0F07F6"/>
     <w:multiLevelType w:val="multilevel"/>
-    <w:tmpl w:val="F246E7B8"/>
+    <w:tmpl w:val="18CEE122"/>
     <w:lvl w:ilvl="0">
       <w:start w:val="1"/>
       <w:numFmt w:val="bullet"/>
@@ -6953,9 +7090,9 @@
     </w:lvl>
   </w:abstractNum>
   <w:abstractNum w:abstractNumId="3" w15:restartNumberingAfterBreak="0">
-    <w:nsid w:val="0A0F07F6"/>
+    <w:nsid w:val="175C690C"/>
     <w:multiLevelType w:val="multilevel"/>
-    <w:tmpl w:val="18CEE122"/>
+    <w:tmpl w:val="69EE5D68"/>
     <w:lvl w:ilvl="0">
       <w:start w:val="1"/>
       <w:numFmt w:val="bullet"/>
@@ -7102,9 +7239,9 @@
     </w:lvl>
   </w:abstractNum>
   <w:abstractNum w:abstractNumId="4" w15:restartNumberingAfterBreak="0">
-    <w:nsid w:val="0D176DD0"/>
+    <w:nsid w:val="1AB543FD"/>
     <w:multiLevelType w:val="multilevel"/>
-    <w:tmpl w:val="24206C34"/>
+    <w:tmpl w:val="E6E8E080"/>
     <w:lvl w:ilvl="0">
       <w:start w:val="1"/>
       <w:numFmt w:val="bullet"/>
@@ -7121,7 +7258,7 @@
         <w:sz w:val="20"/>
       </w:rPr>
     </w:lvl>
-    <w:lvl w:ilvl="1">
+    <w:lvl w:ilvl="1" w:tentative="1">
       <w:start w:val="1"/>
       <w:numFmt w:val="bullet"/>
       <w:lvlText w:val="o"/>
@@ -7251,9 +7388,9 @@
     </w:lvl>
   </w:abstractNum>
   <w:abstractNum w:abstractNumId="5" w15:restartNumberingAfterBreak="0">
-    <w:nsid w:val="175C690C"/>
+    <w:nsid w:val="26427857"/>
     <w:multiLevelType w:val="multilevel"/>
-    <w:tmpl w:val="69EE5D68"/>
+    <w:tmpl w:val="CAC2E972"/>
     <w:lvl w:ilvl="0">
       <w:start w:val="1"/>
       <w:numFmt w:val="bullet"/>
@@ -7400,9 +7537,356 @@
     </w:lvl>
   </w:abstractNum>
   <w:abstractNum w:abstractNumId="6" w15:restartNumberingAfterBreak="0">
-    <w:nsid w:val="1AB543FD"/>
+    <w:nsid w:val="284C3468"/>
     <w:multiLevelType w:val="multilevel"/>
-    <w:tmpl w:val="E6E8E080"/>
+    <w:tmpl w:val="580E7BF8"/>
+    <w:lvl w:ilvl="0">
+      <w:start w:val="1"/>
+      <w:numFmt w:val="decimal"/>
+      <w:lvlText w:val="%1."/>
+      <w:lvlJc w:val="left"/>
+      <w:pPr>
+        <w:tabs>
+          <w:tab w:val="num" w:pos="720"/>
+        </w:tabs>
+        <w:ind w:left="720" w:hanging="360"/>
+      </w:pPr>
+    </w:lvl>
+    <w:lvl w:ilvl="1" w:tentative="1">
+      <w:start w:val="1"/>
+      <w:numFmt w:val="decimal"/>
+      <w:lvlText w:val="%2."/>
+      <w:lvlJc w:val="left"/>
+      <w:pPr>
+        <w:tabs>
+          <w:tab w:val="num" w:pos="1440"/>
+        </w:tabs>
+        <w:ind w:left="1440" w:hanging="360"/>
+      </w:pPr>
+    </w:lvl>
+    <w:lvl w:ilvl="2" w:tentative="1">
+      <w:start w:val="1"/>
+      <w:numFmt w:val="decimal"/>
+      <w:lvlText w:val="%3."/>
+      <w:lvlJc w:val="left"/>
+      <w:pPr>
+        <w:tabs>
+          <w:tab w:val="num" w:pos="2160"/>
+        </w:tabs>
+        <w:ind w:left="2160" w:hanging="360"/>
+      </w:pPr>
+    </w:lvl>
+    <w:lvl w:ilvl="3" w:tentative="1">
+      <w:start w:val="1"/>
+      <w:numFmt w:val="decimal"/>
+      <w:lvlText w:val="%4."/>
+      <w:lvlJc w:val="left"/>
+      <w:pPr>
+        <w:tabs>
+          <w:tab w:val="num" w:pos="2880"/>
+        </w:tabs>
+        <w:ind w:left="2880" w:hanging="360"/>
+      </w:pPr>
+    </w:lvl>
+    <w:lvl w:ilvl="4" w:tentative="1">
+      <w:start w:val="1"/>
+      <w:numFmt w:val="decimal"/>
+      <w:lvlText w:val="%5."/>
+      <w:lvlJc w:val="left"/>
+      <w:pPr>
+        <w:tabs>
+          <w:tab w:val="num" w:pos="3600"/>
+        </w:tabs>
+        <w:ind w:left="3600" w:hanging="360"/>
+      </w:pPr>
+    </w:lvl>
+    <w:lvl w:ilvl="5" w:tentative="1">
+      <w:start w:val="1"/>
+      <w:numFmt w:val="decimal"/>
+      <w:lvlText w:val="%6."/>
+      <w:lvlJc w:val="left"/>
+      <w:pPr>
+        <w:tabs>
+          <w:tab w:val="num" w:pos="4320"/>
+        </w:tabs>
+        <w:ind w:left="4320" w:hanging="360"/>
+      </w:pPr>
+    </w:lvl>
+    <w:lvl w:ilvl="6" w:tentative="1">
+      <w:start w:val="1"/>
+      <w:numFmt w:val="decimal"/>
+      <w:lvlText w:val="%7."/>
+      <w:lvlJc w:val="left"/>
+      <w:pPr>
+        <w:tabs>
+          <w:tab w:val="num" w:pos="5040"/>
+        </w:tabs>
+        <w:ind w:left="5040" w:hanging="360"/>
+      </w:pPr>
+    </w:lvl>
+    <w:lvl w:ilvl="7" w:tentative="1">
+      <w:start w:val="1"/>
+      <w:numFmt w:val="decimal"/>
+      <w:lvlText w:val="%8."/>
+      <w:lvlJc w:val="left"/>
+      <w:pPr>
+        <w:tabs>
+          <w:tab w:val="num" w:pos="5760"/>
+        </w:tabs>
+        <w:ind w:left="5760" w:hanging="360"/>
+      </w:pPr>
+    </w:lvl>
+    <w:lvl w:ilvl="8" w:tentative="1">
+      <w:start w:val="1"/>
+      <w:numFmt w:val="decimal"/>
+      <w:lvlText w:val="%9."/>
+      <w:lvlJc w:val="left"/>
+      <w:pPr>
+        <w:tabs>
+          <w:tab w:val="num" w:pos="6480"/>
+        </w:tabs>
+        <w:ind w:left="6480" w:hanging="360"/>
+      </w:pPr>
+    </w:lvl>
+  </w:abstractNum>
+  <w:abstractNum w:abstractNumId="7" w15:restartNumberingAfterBreak="0">
+    <w:nsid w:val="33143FFF"/>
+    <w:multiLevelType w:val="multilevel"/>
+    <w:tmpl w:val="96C45664"/>
+    <w:lvl w:ilvl="0">
+      <w:start w:val="1"/>
+      <w:numFmt w:val="decimal"/>
+      <w:lvlText w:val="%1."/>
+      <w:lvlJc w:val="left"/>
+      <w:pPr>
+        <w:tabs>
+          <w:tab w:val="num" w:pos="720"/>
+        </w:tabs>
+        <w:ind w:left="720" w:hanging="360"/>
+      </w:pPr>
+    </w:lvl>
+    <w:lvl w:ilvl="1">
+      <w:start w:val="1"/>
+      <w:numFmt w:val="bullet"/>
+      <w:lvlText w:val="o"/>
+      <w:lvlJc w:val="left"/>
+      <w:pPr>
+        <w:tabs>
+          <w:tab w:val="num" w:pos="1440"/>
+        </w:tabs>
+        <w:ind w:left="1440" w:hanging="360"/>
+      </w:pPr>
+      <w:rPr>
+        <w:rFonts w:ascii="Courier New" w:hAnsi="Courier New" w:hint="default"/>
+        <w:sz w:val="20"/>
+      </w:rPr>
+    </w:lvl>
+    <w:lvl w:ilvl="2">
+      <w:start w:val="1"/>
+      <w:numFmt w:val="bullet"/>
+      <w:lvlText w:val=""/>
+      <w:lvlJc w:val="left"/>
+      <w:pPr>
+        <w:tabs>
+          <w:tab w:val="num" w:pos="2160"/>
+        </w:tabs>
+        <w:ind w:left="2160" w:hanging="360"/>
+      </w:pPr>
+      <w:rPr>
+        <w:rFonts w:ascii="Wingdings" w:hAnsi="Wingdings" w:hint="default"/>
+        <w:sz w:val="20"/>
+      </w:rPr>
+    </w:lvl>
+    <w:lvl w:ilvl="3" w:tentative="1">
+      <w:start w:val="1"/>
+      <w:numFmt w:val="decimal"/>
+      <w:lvlText w:val="%4."/>
+      <w:lvlJc w:val="left"/>
+      <w:pPr>
+        <w:tabs>
+          <w:tab w:val="num" w:pos="2880"/>
+        </w:tabs>
+        <w:ind w:left="2880" w:hanging="360"/>
+      </w:pPr>
+    </w:lvl>
+    <w:lvl w:ilvl="4" w:tentative="1">
+      <w:start w:val="1"/>
+      <w:numFmt w:val="decimal"/>
+      <w:lvlText w:val="%5."/>
+      <w:lvlJc w:val="left"/>
+      <w:pPr>
+        <w:tabs>
+          <w:tab w:val="num" w:pos="3600"/>
+        </w:tabs>
+        <w:ind w:left="3600" w:hanging="360"/>
+      </w:pPr>
+    </w:lvl>
+    <w:lvl w:ilvl="5" w:tentative="1">
+      <w:start w:val="1"/>
+      <w:numFmt w:val="decimal"/>
+      <w:lvlText w:val="%6."/>
+      <w:lvlJc w:val="left"/>
+      <w:pPr>
+        <w:tabs>
+          <w:tab w:val="num" w:pos="4320"/>
+        </w:tabs>
+        <w:ind w:left="4320" w:hanging="360"/>
+      </w:pPr>
+    </w:lvl>
+    <w:lvl w:ilvl="6" w:tentative="1">
+      <w:start w:val="1"/>
+      <w:numFmt w:val="decimal"/>
+      <w:lvlText w:val="%7."/>
+      <w:lvlJc w:val="left"/>
+      <w:pPr>
+        <w:tabs>
+          <w:tab w:val="num" w:pos="5040"/>
+        </w:tabs>
+        <w:ind w:left="5040" w:hanging="360"/>
+      </w:pPr>
+    </w:lvl>
+    <w:lvl w:ilvl="7" w:tentative="1">
+      <w:start w:val="1"/>
+      <w:numFmt w:val="decimal"/>
+      <w:lvlText w:val="%8."/>
+      <w:lvlJc w:val="left"/>
+      <w:pPr>
+        <w:tabs>
+          <w:tab w:val="num" w:pos="5760"/>
+        </w:tabs>
+        <w:ind w:left="5760" w:hanging="360"/>
+      </w:pPr>
+    </w:lvl>
+    <w:lvl w:ilvl="8" w:tentative="1">
+      <w:start w:val="1"/>
+      <w:numFmt w:val="decimal"/>
+      <w:lvlText w:val="%9."/>
+      <w:lvlJc w:val="left"/>
+      <w:pPr>
+        <w:tabs>
+          <w:tab w:val="num" w:pos="6480"/>
+        </w:tabs>
+        <w:ind w:left="6480" w:hanging="360"/>
+      </w:pPr>
+    </w:lvl>
+  </w:abstractNum>
+  <w:abstractNum w:abstractNumId="8" w15:restartNumberingAfterBreak="0">
+    <w:nsid w:val="48AE0774"/>
+    <w:multiLevelType w:val="multilevel"/>
+    <w:tmpl w:val="454604E6"/>
+    <w:lvl w:ilvl="0">
+      <w:start w:val="1"/>
+      <w:numFmt w:val="decimal"/>
+      <w:lvlText w:val="%1."/>
+      <w:lvlJc w:val="left"/>
+      <w:pPr>
+        <w:tabs>
+          <w:tab w:val="num" w:pos="720"/>
+        </w:tabs>
+        <w:ind w:left="720" w:hanging="360"/>
+      </w:pPr>
+    </w:lvl>
+    <w:lvl w:ilvl="1" w:tentative="1">
+      <w:start w:val="1"/>
+      <w:numFmt w:val="decimal"/>
+      <w:lvlText w:val="%2."/>
+      <w:lvlJc w:val="left"/>
+      <w:pPr>
+        <w:tabs>
+          <w:tab w:val="num" w:pos="1440"/>
+        </w:tabs>
+        <w:ind w:left="1440" w:hanging="360"/>
+      </w:pPr>
+    </w:lvl>
+    <w:lvl w:ilvl="2" w:tentative="1">
+      <w:start w:val="1"/>
+      <w:numFmt w:val="decimal"/>
+      <w:lvlText w:val="%3."/>
+      <w:lvlJc w:val="left"/>
+      <w:pPr>
+        <w:tabs>
+          <w:tab w:val="num" w:pos="2160"/>
+        </w:tabs>
+        <w:ind w:left="2160" w:hanging="360"/>
+      </w:pPr>
+    </w:lvl>
+    <w:lvl w:ilvl="3" w:tentative="1">
+      <w:start w:val="1"/>
+      <w:numFmt w:val="decimal"/>
+      <w:lvlText w:val="%4."/>
+      <w:lvlJc w:val="left"/>
+      <w:pPr>
+        <w:tabs>
+          <w:tab w:val="num" w:pos="2880"/>
+        </w:tabs>
+        <w:ind w:left="2880" w:hanging="360"/>
+      </w:pPr>
+    </w:lvl>
+    <w:lvl w:ilvl="4" w:tentative="1">
+      <w:start w:val="1"/>
+      <w:numFmt w:val="decimal"/>
+      <w:lvlText w:val="%5."/>
+      <w:lvlJc w:val="left"/>
+      <w:pPr>
+        <w:tabs>
+          <w:tab w:val="num" w:pos="3600"/>
+        </w:tabs>
+        <w:ind w:left="3600" w:hanging="360"/>
+      </w:pPr>
+    </w:lvl>
+    <w:lvl w:ilvl="5" w:tentative="1">
+      <w:start w:val="1"/>
+      <w:numFmt w:val="decimal"/>
+      <w:lvlText w:val="%6."/>
+      <w:lvlJc w:val="left"/>
+      <w:pPr>
+        <w:tabs>
+          <w:tab w:val="num" w:pos="4320"/>
+        </w:tabs>
+        <w:ind w:left="4320" w:hanging="360"/>
+      </w:pPr>
+    </w:lvl>
+    <w:lvl w:ilvl="6" w:tentative="1">
+      <w:start w:val="1"/>
+      <w:numFmt w:val="decimal"/>
+      <w:lvlText w:val="%7."/>
+      <w:lvlJc w:val="left"/>
+      <w:pPr>
+        <w:tabs>
+          <w:tab w:val="num" w:pos="5040"/>
+        </w:tabs>
+        <w:ind w:left="5040" w:hanging="360"/>
+      </w:pPr>
+    </w:lvl>
+    <w:lvl w:ilvl="7" w:tentative="1">
+      <w:start w:val="1"/>
+      <w:numFmt w:val="decimal"/>
+      <w:lvlText w:val="%8."/>
+      <w:lvlJc w:val="left"/>
+      <w:pPr>
+        <w:tabs>
+          <w:tab w:val="num" w:pos="5760"/>
+        </w:tabs>
+        <w:ind w:left="5760" w:hanging="360"/>
+      </w:pPr>
+    </w:lvl>
+    <w:lvl w:ilvl="8" w:tentative="1">
+      <w:start w:val="1"/>
+      <w:numFmt w:val="decimal"/>
+      <w:lvlText w:val="%9."/>
+      <w:lvlJc w:val="left"/>
+      <w:pPr>
+        <w:tabs>
+          <w:tab w:val="num" w:pos="6480"/>
+        </w:tabs>
+        <w:ind w:left="6480" w:hanging="360"/>
+      </w:pPr>
+    </w:lvl>
+  </w:abstractNum>
+  <w:abstractNum w:abstractNumId="9" w15:restartNumberingAfterBreak="0">
+    <w:nsid w:val="71F64097"/>
+    <w:multiLevelType w:val="multilevel"/>
+    <w:tmpl w:val="57942B80"/>
     <w:lvl w:ilvl="0">
       <w:start w:val="1"/>
       <w:numFmt w:val="bullet"/>
@@ -7548,10 +8032,10 @@
       </w:rPr>
     </w:lvl>
   </w:abstractNum>
-  <w:abstractNum w:abstractNumId="7" w15:restartNumberingAfterBreak="0">
-    <w:nsid w:val="1D0860DD"/>
+  <w:abstractNum w:abstractNumId="10" w15:restartNumberingAfterBreak="0">
+    <w:nsid w:val="79493049"/>
     <w:multiLevelType w:val="multilevel"/>
-    <w:tmpl w:val="AEDA862A"/>
+    <w:tmpl w:val="1D023A1A"/>
     <w:lvl w:ilvl="0">
       <w:start w:val="1"/>
       <w:numFmt w:val="bullet"/>
@@ -7697,10 +8181,10 @@
       </w:rPr>
     </w:lvl>
   </w:abstractNum>
-  <w:abstractNum w:abstractNumId="8" w15:restartNumberingAfterBreak="0">
-    <w:nsid w:val="26427857"/>
+  <w:abstractNum w:abstractNumId="11" w15:restartNumberingAfterBreak="0">
+    <w:nsid w:val="7A1C587B"/>
     <w:multiLevelType w:val="multilevel"/>
-    <w:tmpl w:val="CAC2E972"/>
+    <w:tmpl w:val="3D8220C4"/>
     <w:lvl w:ilvl="0">
       <w:start w:val="1"/>
       <w:numFmt w:val="bullet"/>
@@ -7717,7 +8201,7 @@
         <w:sz w:val="20"/>
       </w:rPr>
     </w:lvl>
-    <w:lvl w:ilvl="1" w:tentative="1">
+    <w:lvl w:ilvl="1">
       <w:start w:val="1"/>
       <w:numFmt w:val="bullet"/>
       <w:lvlText w:val="o"/>
@@ -7846,1474 +8330,7 @@
       </w:rPr>
     </w:lvl>
   </w:abstractNum>
-  <w:abstractNum w:abstractNumId="9" w15:restartNumberingAfterBreak="0">
-    <w:nsid w:val="284C3468"/>
-    <w:multiLevelType w:val="multilevel"/>
-    <w:tmpl w:val="580E7BF8"/>
-    <w:lvl w:ilvl="0">
-      <w:start w:val="1"/>
-      <w:numFmt w:val="decimal"/>
-      <w:lvlText w:val="%1."/>
-      <w:lvlJc w:val="left"/>
-      <w:pPr>
-        <w:tabs>
-          <w:tab w:val="num" w:pos="720"/>
-        </w:tabs>
-        <w:ind w:left="720" w:hanging="360"/>
-      </w:pPr>
-    </w:lvl>
-    <w:lvl w:ilvl="1" w:tentative="1">
-      <w:start w:val="1"/>
-      <w:numFmt w:val="decimal"/>
-      <w:lvlText w:val="%2."/>
-      <w:lvlJc w:val="left"/>
-      <w:pPr>
-        <w:tabs>
-          <w:tab w:val="num" w:pos="1440"/>
-        </w:tabs>
-        <w:ind w:left="1440" w:hanging="360"/>
-      </w:pPr>
-    </w:lvl>
-    <w:lvl w:ilvl="2" w:tentative="1">
-      <w:start w:val="1"/>
-      <w:numFmt w:val="decimal"/>
-      <w:lvlText w:val="%3."/>
-      <w:lvlJc w:val="left"/>
-      <w:pPr>
-        <w:tabs>
-          <w:tab w:val="num" w:pos="2160"/>
-        </w:tabs>
-        <w:ind w:left="2160" w:hanging="360"/>
-      </w:pPr>
-    </w:lvl>
-    <w:lvl w:ilvl="3" w:tentative="1">
-      <w:start w:val="1"/>
-      <w:numFmt w:val="decimal"/>
-      <w:lvlText w:val="%4."/>
-      <w:lvlJc w:val="left"/>
-      <w:pPr>
-        <w:tabs>
-          <w:tab w:val="num" w:pos="2880"/>
-        </w:tabs>
-        <w:ind w:left="2880" w:hanging="360"/>
-      </w:pPr>
-    </w:lvl>
-    <w:lvl w:ilvl="4" w:tentative="1">
-      <w:start w:val="1"/>
-      <w:numFmt w:val="decimal"/>
-      <w:lvlText w:val="%5."/>
-      <w:lvlJc w:val="left"/>
-      <w:pPr>
-        <w:tabs>
-          <w:tab w:val="num" w:pos="3600"/>
-        </w:tabs>
-        <w:ind w:left="3600" w:hanging="360"/>
-      </w:pPr>
-    </w:lvl>
-    <w:lvl w:ilvl="5" w:tentative="1">
-      <w:start w:val="1"/>
-      <w:numFmt w:val="decimal"/>
-      <w:lvlText w:val="%6."/>
-      <w:lvlJc w:val="left"/>
-      <w:pPr>
-        <w:tabs>
-          <w:tab w:val="num" w:pos="4320"/>
-        </w:tabs>
-        <w:ind w:left="4320" w:hanging="360"/>
-      </w:pPr>
-    </w:lvl>
-    <w:lvl w:ilvl="6" w:tentative="1">
-      <w:start w:val="1"/>
-      <w:numFmt w:val="decimal"/>
-      <w:lvlText w:val="%7."/>
-      <w:lvlJc w:val="left"/>
-      <w:pPr>
-        <w:tabs>
-          <w:tab w:val="num" w:pos="5040"/>
-        </w:tabs>
-        <w:ind w:left="5040" w:hanging="360"/>
-      </w:pPr>
-    </w:lvl>
-    <w:lvl w:ilvl="7" w:tentative="1">
-      <w:start w:val="1"/>
-      <w:numFmt w:val="decimal"/>
-      <w:lvlText w:val="%8."/>
-      <w:lvlJc w:val="left"/>
-      <w:pPr>
-        <w:tabs>
-          <w:tab w:val="num" w:pos="5760"/>
-        </w:tabs>
-        <w:ind w:left="5760" w:hanging="360"/>
-      </w:pPr>
-    </w:lvl>
-    <w:lvl w:ilvl="8" w:tentative="1">
-      <w:start w:val="1"/>
-      <w:numFmt w:val="decimal"/>
-      <w:lvlText w:val="%9."/>
-      <w:lvlJc w:val="left"/>
-      <w:pPr>
-        <w:tabs>
-          <w:tab w:val="num" w:pos="6480"/>
-        </w:tabs>
-        <w:ind w:left="6480" w:hanging="360"/>
-      </w:pPr>
-    </w:lvl>
-  </w:abstractNum>
-  <w:abstractNum w:abstractNumId="10" w15:restartNumberingAfterBreak="0">
-    <w:nsid w:val="33143FFF"/>
-    <w:multiLevelType w:val="multilevel"/>
-    <w:tmpl w:val="96C45664"/>
-    <w:lvl w:ilvl="0">
-      <w:start w:val="1"/>
-      <w:numFmt w:val="decimal"/>
-      <w:lvlText w:val="%1."/>
-      <w:lvlJc w:val="left"/>
-      <w:pPr>
-        <w:tabs>
-          <w:tab w:val="num" w:pos="720"/>
-        </w:tabs>
-        <w:ind w:left="720" w:hanging="360"/>
-      </w:pPr>
-    </w:lvl>
-    <w:lvl w:ilvl="1">
-      <w:start w:val="1"/>
-      <w:numFmt w:val="bullet"/>
-      <w:lvlText w:val="o"/>
-      <w:lvlJc w:val="left"/>
-      <w:pPr>
-        <w:tabs>
-          <w:tab w:val="num" w:pos="1440"/>
-        </w:tabs>
-        <w:ind w:left="1440" w:hanging="360"/>
-      </w:pPr>
-      <w:rPr>
-        <w:rFonts w:ascii="Courier New" w:hAnsi="Courier New" w:hint="default"/>
-        <w:sz w:val="20"/>
-      </w:rPr>
-    </w:lvl>
-    <w:lvl w:ilvl="2">
-      <w:start w:val="1"/>
-      <w:numFmt w:val="bullet"/>
-      <w:lvlText w:val=""/>
-      <w:lvlJc w:val="left"/>
-      <w:pPr>
-        <w:tabs>
-          <w:tab w:val="num" w:pos="2160"/>
-        </w:tabs>
-        <w:ind w:left="2160" w:hanging="360"/>
-      </w:pPr>
-      <w:rPr>
-        <w:rFonts w:ascii="Wingdings" w:hAnsi="Wingdings" w:hint="default"/>
-        <w:sz w:val="20"/>
-      </w:rPr>
-    </w:lvl>
-    <w:lvl w:ilvl="3" w:tentative="1">
-      <w:start w:val="1"/>
-      <w:numFmt w:val="decimal"/>
-      <w:lvlText w:val="%4."/>
-      <w:lvlJc w:val="left"/>
-      <w:pPr>
-        <w:tabs>
-          <w:tab w:val="num" w:pos="2880"/>
-        </w:tabs>
-        <w:ind w:left="2880" w:hanging="360"/>
-      </w:pPr>
-    </w:lvl>
-    <w:lvl w:ilvl="4" w:tentative="1">
-      <w:start w:val="1"/>
-      <w:numFmt w:val="decimal"/>
-      <w:lvlText w:val="%5."/>
-      <w:lvlJc w:val="left"/>
-      <w:pPr>
-        <w:tabs>
-          <w:tab w:val="num" w:pos="3600"/>
-        </w:tabs>
-        <w:ind w:left="3600" w:hanging="360"/>
-      </w:pPr>
-    </w:lvl>
-    <w:lvl w:ilvl="5" w:tentative="1">
-      <w:start w:val="1"/>
-      <w:numFmt w:val="decimal"/>
-      <w:lvlText w:val="%6."/>
-      <w:lvlJc w:val="left"/>
-      <w:pPr>
-        <w:tabs>
-          <w:tab w:val="num" w:pos="4320"/>
-        </w:tabs>
-        <w:ind w:left="4320" w:hanging="360"/>
-      </w:pPr>
-    </w:lvl>
-    <w:lvl w:ilvl="6" w:tentative="1">
-      <w:start w:val="1"/>
-      <w:numFmt w:val="decimal"/>
-      <w:lvlText w:val="%7."/>
-      <w:lvlJc w:val="left"/>
-      <w:pPr>
-        <w:tabs>
-          <w:tab w:val="num" w:pos="5040"/>
-        </w:tabs>
-        <w:ind w:left="5040" w:hanging="360"/>
-      </w:pPr>
-    </w:lvl>
-    <w:lvl w:ilvl="7" w:tentative="1">
-      <w:start w:val="1"/>
-      <w:numFmt w:val="decimal"/>
-      <w:lvlText w:val="%8."/>
-      <w:lvlJc w:val="left"/>
-      <w:pPr>
-        <w:tabs>
-          <w:tab w:val="num" w:pos="5760"/>
-        </w:tabs>
-        <w:ind w:left="5760" w:hanging="360"/>
-      </w:pPr>
-    </w:lvl>
-    <w:lvl w:ilvl="8" w:tentative="1">
-      <w:start w:val="1"/>
-      <w:numFmt w:val="decimal"/>
-      <w:lvlText w:val="%9."/>
-      <w:lvlJc w:val="left"/>
-      <w:pPr>
-        <w:tabs>
-          <w:tab w:val="num" w:pos="6480"/>
-        </w:tabs>
-        <w:ind w:left="6480" w:hanging="360"/>
-      </w:pPr>
-    </w:lvl>
-  </w:abstractNum>
-  <w:abstractNum w:abstractNumId="11" w15:restartNumberingAfterBreak="0">
-    <w:nsid w:val="3B7D76C2"/>
-    <w:multiLevelType w:val="multilevel"/>
-    <w:tmpl w:val="631EE2EA"/>
-    <w:lvl w:ilvl="0">
-      <w:start w:val="1"/>
-      <w:numFmt w:val="decimal"/>
-      <w:lvlText w:val="%1."/>
-      <w:lvlJc w:val="left"/>
-      <w:pPr>
-        <w:tabs>
-          <w:tab w:val="num" w:pos="720"/>
-        </w:tabs>
-        <w:ind w:left="720" w:hanging="360"/>
-      </w:pPr>
-    </w:lvl>
-    <w:lvl w:ilvl="1" w:tentative="1">
-      <w:start w:val="1"/>
-      <w:numFmt w:val="decimal"/>
-      <w:lvlText w:val="%2."/>
-      <w:lvlJc w:val="left"/>
-      <w:pPr>
-        <w:tabs>
-          <w:tab w:val="num" w:pos="1440"/>
-        </w:tabs>
-        <w:ind w:left="1440" w:hanging="360"/>
-      </w:pPr>
-    </w:lvl>
-    <w:lvl w:ilvl="2" w:tentative="1">
-      <w:start w:val="1"/>
-      <w:numFmt w:val="decimal"/>
-      <w:lvlText w:val="%3."/>
-      <w:lvlJc w:val="left"/>
-      <w:pPr>
-        <w:tabs>
-          <w:tab w:val="num" w:pos="2160"/>
-        </w:tabs>
-        <w:ind w:left="2160" w:hanging="360"/>
-      </w:pPr>
-    </w:lvl>
-    <w:lvl w:ilvl="3" w:tentative="1">
-      <w:start w:val="1"/>
-      <w:numFmt w:val="decimal"/>
-      <w:lvlText w:val="%4."/>
-      <w:lvlJc w:val="left"/>
-      <w:pPr>
-        <w:tabs>
-          <w:tab w:val="num" w:pos="2880"/>
-        </w:tabs>
-        <w:ind w:left="2880" w:hanging="360"/>
-      </w:pPr>
-    </w:lvl>
-    <w:lvl w:ilvl="4" w:tentative="1">
-      <w:start w:val="1"/>
-      <w:numFmt w:val="decimal"/>
-      <w:lvlText w:val="%5."/>
-      <w:lvlJc w:val="left"/>
-      <w:pPr>
-        <w:tabs>
-          <w:tab w:val="num" w:pos="3600"/>
-        </w:tabs>
-        <w:ind w:left="3600" w:hanging="360"/>
-      </w:pPr>
-    </w:lvl>
-    <w:lvl w:ilvl="5" w:tentative="1">
-      <w:start w:val="1"/>
-      <w:numFmt w:val="decimal"/>
-      <w:lvlText w:val="%6."/>
-      <w:lvlJc w:val="left"/>
-      <w:pPr>
-        <w:tabs>
-          <w:tab w:val="num" w:pos="4320"/>
-        </w:tabs>
-        <w:ind w:left="4320" w:hanging="360"/>
-      </w:pPr>
-    </w:lvl>
-    <w:lvl w:ilvl="6" w:tentative="1">
-      <w:start w:val="1"/>
-      <w:numFmt w:val="decimal"/>
-      <w:lvlText w:val="%7."/>
-      <w:lvlJc w:val="left"/>
-      <w:pPr>
-        <w:tabs>
-          <w:tab w:val="num" w:pos="5040"/>
-        </w:tabs>
-        <w:ind w:left="5040" w:hanging="360"/>
-      </w:pPr>
-    </w:lvl>
-    <w:lvl w:ilvl="7" w:tentative="1">
-      <w:start w:val="1"/>
-      <w:numFmt w:val="decimal"/>
-      <w:lvlText w:val="%8."/>
-      <w:lvlJc w:val="left"/>
-      <w:pPr>
-        <w:tabs>
-          <w:tab w:val="num" w:pos="5760"/>
-        </w:tabs>
-        <w:ind w:left="5760" w:hanging="360"/>
-      </w:pPr>
-    </w:lvl>
-    <w:lvl w:ilvl="8" w:tentative="1">
-      <w:start w:val="1"/>
-      <w:numFmt w:val="decimal"/>
-      <w:lvlText w:val="%9."/>
-      <w:lvlJc w:val="left"/>
-      <w:pPr>
-        <w:tabs>
-          <w:tab w:val="num" w:pos="6480"/>
-        </w:tabs>
-        <w:ind w:left="6480" w:hanging="360"/>
-      </w:pPr>
-    </w:lvl>
-  </w:abstractNum>
   <w:abstractNum w:abstractNumId="12" w15:restartNumberingAfterBreak="0">
-    <w:nsid w:val="48AE0774"/>
-    <w:multiLevelType w:val="multilevel"/>
-    <w:tmpl w:val="454604E6"/>
-    <w:lvl w:ilvl="0">
-      <w:start w:val="1"/>
-      <w:numFmt w:val="decimal"/>
-      <w:lvlText w:val="%1."/>
-      <w:lvlJc w:val="left"/>
-      <w:pPr>
-        <w:tabs>
-          <w:tab w:val="num" w:pos="720"/>
-        </w:tabs>
-        <w:ind w:left="720" w:hanging="360"/>
-      </w:pPr>
-    </w:lvl>
-    <w:lvl w:ilvl="1" w:tentative="1">
-      <w:start w:val="1"/>
-      <w:numFmt w:val="decimal"/>
-      <w:lvlText w:val="%2."/>
-      <w:lvlJc w:val="left"/>
-      <w:pPr>
-        <w:tabs>
-          <w:tab w:val="num" w:pos="1440"/>
-        </w:tabs>
-        <w:ind w:left="1440" w:hanging="360"/>
-      </w:pPr>
-    </w:lvl>
-    <w:lvl w:ilvl="2" w:tentative="1">
-      <w:start w:val="1"/>
-      <w:numFmt w:val="decimal"/>
-      <w:lvlText w:val="%3."/>
-      <w:lvlJc w:val="left"/>
-      <w:pPr>
-        <w:tabs>
-          <w:tab w:val="num" w:pos="2160"/>
-        </w:tabs>
-        <w:ind w:left="2160" w:hanging="360"/>
-      </w:pPr>
-    </w:lvl>
-    <w:lvl w:ilvl="3" w:tentative="1">
-      <w:start w:val="1"/>
-      <w:numFmt w:val="decimal"/>
-      <w:lvlText w:val="%4."/>
-      <w:lvlJc w:val="left"/>
-      <w:pPr>
-        <w:tabs>
-          <w:tab w:val="num" w:pos="2880"/>
-        </w:tabs>
-        <w:ind w:left="2880" w:hanging="360"/>
-      </w:pPr>
-    </w:lvl>
-    <w:lvl w:ilvl="4" w:tentative="1">
-      <w:start w:val="1"/>
-      <w:numFmt w:val="decimal"/>
-      <w:lvlText w:val="%5."/>
-      <w:lvlJc w:val="left"/>
-      <w:pPr>
-        <w:tabs>
-          <w:tab w:val="num" w:pos="3600"/>
-        </w:tabs>
-        <w:ind w:left="3600" w:hanging="360"/>
-      </w:pPr>
-    </w:lvl>
-    <w:lvl w:ilvl="5" w:tentative="1">
-      <w:start w:val="1"/>
-      <w:numFmt w:val="decimal"/>
-      <w:lvlText w:val="%6."/>
-      <w:lvlJc w:val="left"/>
-      <w:pPr>
-        <w:tabs>
-          <w:tab w:val="num" w:pos="4320"/>
-        </w:tabs>
-        <w:ind w:left="4320" w:hanging="360"/>
-      </w:pPr>
-    </w:lvl>
-    <w:lvl w:ilvl="6" w:tentative="1">
-      <w:start w:val="1"/>
-      <w:numFmt w:val="decimal"/>
-      <w:lvlText w:val="%7."/>
-      <w:lvlJc w:val="left"/>
-      <w:pPr>
-        <w:tabs>
-          <w:tab w:val="num" w:pos="5040"/>
-        </w:tabs>
-        <w:ind w:left="5040" w:hanging="360"/>
-      </w:pPr>
-    </w:lvl>
-    <w:lvl w:ilvl="7" w:tentative="1">
-      <w:start w:val="1"/>
-      <w:numFmt w:val="decimal"/>
-      <w:lvlText w:val="%8."/>
-      <w:lvlJc w:val="left"/>
-      <w:pPr>
-        <w:tabs>
-          <w:tab w:val="num" w:pos="5760"/>
-        </w:tabs>
-        <w:ind w:left="5760" w:hanging="360"/>
-      </w:pPr>
-    </w:lvl>
-    <w:lvl w:ilvl="8" w:tentative="1">
-      <w:start w:val="1"/>
-      <w:numFmt w:val="decimal"/>
-      <w:lvlText w:val="%9."/>
-      <w:lvlJc w:val="left"/>
-      <w:pPr>
-        <w:tabs>
-          <w:tab w:val="num" w:pos="6480"/>
-        </w:tabs>
-        <w:ind w:left="6480" w:hanging="360"/>
-      </w:pPr>
-    </w:lvl>
-  </w:abstractNum>
-  <w:abstractNum w:abstractNumId="13" w15:restartNumberingAfterBreak="0">
-    <w:nsid w:val="522D5EB6"/>
-    <w:multiLevelType w:val="multilevel"/>
-    <w:tmpl w:val="83DE64AE"/>
-    <w:lvl w:ilvl="0">
-      <w:start w:val="1"/>
-      <w:numFmt w:val="bullet"/>
-      <w:lvlText w:val=""/>
-      <w:lvlJc w:val="left"/>
-      <w:pPr>
-        <w:tabs>
-          <w:tab w:val="num" w:pos="720"/>
-        </w:tabs>
-        <w:ind w:left="720" w:hanging="360"/>
-      </w:pPr>
-      <w:rPr>
-        <w:rFonts w:ascii="Symbol" w:hAnsi="Symbol" w:hint="default"/>
-        <w:sz w:val="20"/>
-      </w:rPr>
-    </w:lvl>
-    <w:lvl w:ilvl="1" w:tentative="1">
-      <w:start w:val="1"/>
-      <w:numFmt w:val="bullet"/>
-      <w:lvlText w:val="o"/>
-      <w:lvlJc w:val="left"/>
-      <w:pPr>
-        <w:tabs>
-          <w:tab w:val="num" w:pos="1440"/>
-        </w:tabs>
-        <w:ind w:left="1440" w:hanging="360"/>
-      </w:pPr>
-      <w:rPr>
-        <w:rFonts w:ascii="Courier New" w:hAnsi="Courier New" w:hint="default"/>
-        <w:sz w:val="20"/>
-      </w:rPr>
-    </w:lvl>
-    <w:lvl w:ilvl="2" w:tentative="1">
-      <w:start w:val="1"/>
-      <w:numFmt w:val="bullet"/>
-      <w:lvlText w:val=""/>
-      <w:lvlJc w:val="left"/>
-      <w:pPr>
-        <w:tabs>
-          <w:tab w:val="num" w:pos="2160"/>
-        </w:tabs>
-        <w:ind w:left="2160" w:hanging="360"/>
-      </w:pPr>
-      <w:rPr>
-        <w:rFonts w:ascii="Wingdings" w:hAnsi="Wingdings" w:hint="default"/>
-        <w:sz w:val="20"/>
-      </w:rPr>
-    </w:lvl>
-    <w:lvl w:ilvl="3" w:tentative="1">
-      <w:start w:val="1"/>
-      <w:numFmt w:val="bullet"/>
-      <w:lvlText w:val=""/>
-      <w:lvlJc w:val="left"/>
-      <w:pPr>
-        <w:tabs>
-          <w:tab w:val="num" w:pos="2880"/>
-        </w:tabs>
-        <w:ind w:left="2880" w:hanging="360"/>
-      </w:pPr>
-      <w:rPr>
-        <w:rFonts w:ascii="Wingdings" w:hAnsi="Wingdings" w:hint="default"/>
-        <w:sz w:val="20"/>
-      </w:rPr>
-    </w:lvl>
-    <w:lvl w:ilvl="4" w:tentative="1">
-      <w:start w:val="1"/>
-      <w:numFmt w:val="bullet"/>
-      <w:lvlText w:val=""/>
-      <w:lvlJc w:val="left"/>
-      <w:pPr>
-        <w:tabs>
-          <w:tab w:val="num" w:pos="3600"/>
-        </w:tabs>
-        <w:ind w:left="3600" w:hanging="360"/>
-      </w:pPr>
-      <w:rPr>
-        <w:rFonts w:ascii="Wingdings" w:hAnsi="Wingdings" w:hint="default"/>
-        <w:sz w:val="20"/>
-      </w:rPr>
-    </w:lvl>
-    <w:lvl w:ilvl="5" w:tentative="1">
-      <w:start w:val="1"/>
-      <w:numFmt w:val="bullet"/>
-      <w:lvlText w:val=""/>
-      <w:lvlJc w:val="left"/>
-      <w:pPr>
-        <w:tabs>
-          <w:tab w:val="num" w:pos="4320"/>
-        </w:tabs>
-        <w:ind w:left="4320" w:hanging="360"/>
-      </w:pPr>
-      <w:rPr>
-        <w:rFonts w:ascii="Wingdings" w:hAnsi="Wingdings" w:hint="default"/>
-        <w:sz w:val="20"/>
-      </w:rPr>
-    </w:lvl>
-    <w:lvl w:ilvl="6" w:tentative="1">
-      <w:start w:val="1"/>
-      <w:numFmt w:val="bullet"/>
-      <w:lvlText w:val=""/>
-      <w:lvlJc w:val="left"/>
-      <w:pPr>
-        <w:tabs>
-          <w:tab w:val="num" w:pos="5040"/>
-        </w:tabs>
-        <w:ind w:left="5040" w:hanging="360"/>
-      </w:pPr>
-      <w:rPr>
-        <w:rFonts w:ascii="Wingdings" w:hAnsi="Wingdings" w:hint="default"/>
-        <w:sz w:val="20"/>
-      </w:rPr>
-    </w:lvl>
-    <w:lvl w:ilvl="7" w:tentative="1">
-      <w:start w:val="1"/>
-      <w:numFmt w:val="bullet"/>
-      <w:lvlText w:val=""/>
-      <w:lvlJc w:val="left"/>
-      <w:pPr>
-        <w:tabs>
-          <w:tab w:val="num" w:pos="5760"/>
-        </w:tabs>
-        <w:ind w:left="5760" w:hanging="360"/>
-      </w:pPr>
-      <w:rPr>
-        <w:rFonts w:ascii="Wingdings" w:hAnsi="Wingdings" w:hint="default"/>
-        <w:sz w:val="20"/>
-      </w:rPr>
-    </w:lvl>
-    <w:lvl w:ilvl="8" w:tentative="1">
-      <w:start w:val="1"/>
-      <w:numFmt w:val="bullet"/>
-      <w:lvlText w:val=""/>
-      <w:lvlJc w:val="left"/>
-      <w:pPr>
-        <w:tabs>
-          <w:tab w:val="num" w:pos="6480"/>
-        </w:tabs>
-        <w:ind w:left="6480" w:hanging="360"/>
-      </w:pPr>
-      <w:rPr>
-        <w:rFonts w:ascii="Wingdings" w:hAnsi="Wingdings" w:hint="default"/>
-        <w:sz w:val="20"/>
-      </w:rPr>
-    </w:lvl>
-  </w:abstractNum>
-  <w:abstractNum w:abstractNumId="14" w15:restartNumberingAfterBreak="0">
-    <w:nsid w:val="5F601F84"/>
-    <w:multiLevelType w:val="multilevel"/>
-    <w:tmpl w:val="951AABB8"/>
-    <w:lvl w:ilvl="0">
-      <w:start w:val="1"/>
-      <w:numFmt w:val="bullet"/>
-      <w:lvlText w:val=""/>
-      <w:lvlJc w:val="left"/>
-      <w:pPr>
-        <w:tabs>
-          <w:tab w:val="num" w:pos="720"/>
-        </w:tabs>
-        <w:ind w:left="720" w:hanging="360"/>
-      </w:pPr>
-      <w:rPr>
-        <w:rFonts w:ascii="Symbol" w:hAnsi="Symbol" w:hint="default"/>
-        <w:sz w:val="20"/>
-      </w:rPr>
-    </w:lvl>
-    <w:lvl w:ilvl="1" w:tentative="1">
-      <w:start w:val="1"/>
-      <w:numFmt w:val="bullet"/>
-      <w:lvlText w:val="o"/>
-      <w:lvlJc w:val="left"/>
-      <w:pPr>
-        <w:tabs>
-          <w:tab w:val="num" w:pos="1440"/>
-        </w:tabs>
-        <w:ind w:left="1440" w:hanging="360"/>
-      </w:pPr>
-      <w:rPr>
-        <w:rFonts w:ascii="Courier New" w:hAnsi="Courier New" w:hint="default"/>
-        <w:sz w:val="20"/>
-      </w:rPr>
-    </w:lvl>
-    <w:lvl w:ilvl="2" w:tentative="1">
-      <w:start w:val="1"/>
-      <w:numFmt w:val="bullet"/>
-      <w:lvlText w:val=""/>
-      <w:lvlJc w:val="left"/>
-      <w:pPr>
-        <w:tabs>
-          <w:tab w:val="num" w:pos="2160"/>
-        </w:tabs>
-        <w:ind w:left="2160" w:hanging="360"/>
-      </w:pPr>
-      <w:rPr>
-        <w:rFonts w:ascii="Wingdings" w:hAnsi="Wingdings" w:hint="default"/>
-        <w:sz w:val="20"/>
-      </w:rPr>
-    </w:lvl>
-    <w:lvl w:ilvl="3" w:tentative="1">
-      <w:start w:val="1"/>
-      <w:numFmt w:val="bullet"/>
-      <w:lvlText w:val=""/>
-      <w:lvlJc w:val="left"/>
-      <w:pPr>
-        <w:tabs>
-          <w:tab w:val="num" w:pos="2880"/>
-        </w:tabs>
-        <w:ind w:left="2880" w:hanging="360"/>
-      </w:pPr>
-      <w:rPr>
-        <w:rFonts w:ascii="Wingdings" w:hAnsi="Wingdings" w:hint="default"/>
-        <w:sz w:val="20"/>
-      </w:rPr>
-    </w:lvl>
-    <w:lvl w:ilvl="4" w:tentative="1">
-      <w:start w:val="1"/>
-      <w:numFmt w:val="bullet"/>
-      <w:lvlText w:val=""/>
-      <w:lvlJc w:val="left"/>
-      <w:pPr>
-        <w:tabs>
-          <w:tab w:val="num" w:pos="3600"/>
-        </w:tabs>
-        <w:ind w:left="3600" w:hanging="360"/>
-      </w:pPr>
-      <w:rPr>
-        <w:rFonts w:ascii="Wingdings" w:hAnsi="Wingdings" w:hint="default"/>
-        <w:sz w:val="20"/>
-      </w:rPr>
-    </w:lvl>
-    <w:lvl w:ilvl="5" w:tentative="1">
-      <w:start w:val="1"/>
-      <w:numFmt w:val="bullet"/>
-      <w:lvlText w:val=""/>
-      <w:lvlJc w:val="left"/>
-      <w:pPr>
-        <w:tabs>
-          <w:tab w:val="num" w:pos="4320"/>
-        </w:tabs>
-        <w:ind w:left="4320" w:hanging="360"/>
-      </w:pPr>
-      <w:rPr>
-        <w:rFonts w:ascii="Wingdings" w:hAnsi="Wingdings" w:hint="default"/>
-        <w:sz w:val="20"/>
-      </w:rPr>
-    </w:lvl>
-    <w:lvl w:ilvl="6" w:tentative="1">
-      <w:start w:val="1"/>
-      <w:numFmt w:val="bullet"/>
-      <w:lvlText w:val=""/>
-      <w:lvlJc w:val="left"/>
-      <w:pPr>
-        <w:tabs>
-          <w:tab w:val="num" w:pos="5040"/>
-        </w:tabs>
-        <w:ind w:left="5040" w:hanging="360"/>
-      </w:pPr>
-      <w:rPr>
-        <w:rFonts w:ascii="Wingdings" w:hAnsi="Wingdings" w:hint="default"/>
-        <w:sz w:val="20"/>
-      </w:rPr>
-    </w:lvl>
-    <w:lvl w:ilvl="7" w:tentative="1">
-      <w:start w:val="1"/>
-      <w:numFmt w:val="bullet"/>
-      <w:lvlText w:val=""/>
-      <w:lvlJc w:val="left"/>
-      <w:pPr>
-        <w:tabs>
-          <w:tab w:val="num" w:pos="5760"/>
-        </w:tabs>
-        <w:ind w:left="5760" w:hanging="360"/>
-      </w:pPr>
-      <w:rPr>
-        <w:rFonts w:ascii="Wingdings" w:hAnsi="Wingdings" w:hint="default"/>
-        <w:sz w:val="20"/>
-      </w:rPr>
-    </w:lvl>
-    <w:lvl w:ilvl="8" w:tentative="1">
-      <w:start w:val="1"/>
-      <w:numFmt w:val="bullet"/>
-      <w:lvlText w:val=""/>
-      <w:lvlJc w:val="left"/>
-      <w:pPr>
-        <w:tabs>
-          <w:tab w:val="num" w:pos="6480"/>
-        </w:tabs>
-        <w:ind w:left="6480" w:hanging="360"/>
-      </w:pPr>
-      <w:rPr>
-        <w:rFonts w:ascii="Wingdings" w:hAnsi="Wingdings" w:hint="default"/>
-        <w:sz w:val="20"/>
-      </w:rPr>
-    </w:lvl>
-  </w:abstractNum>
-  <w:abstractNum w:abstractNumId="15" w15:restartNumberingAfterBreak="0">
-    <w:nsid w:val="6C5A0599"/>
-    <w:multiLevelType w:val="multilevel"/>
-    <w:tmpl w:val="E32EF24A"/>
-    <w:lvl w:ilvl="0">
-      <w:start w:val="1"/>
-      <w:numFmt w:val="decimal"/>
-      <w:lvlText w:val="%1."/>
-      <w:lvlJc w:val="left"/>
-      <w:pPr>
-        <w:tabs>
-          <w:tab w:val="num" w:pos="720"/>
-        </w:tabs>
-        <w:ind w:left="720" w:hanging="360"/>
-      </w:pPr>
-    </w:lvl>
-    <w:lvl w:ilvl="1" w:tentative="1">
-      <w:start w:val="1"/>
-      <w:numFmt w:val="decimal"/>
-      <w:lvlText w:val="%2."/>
-      <w:lvlJc w:val="left"/>
-      <w:pPr>
-        <w:tabs>
-          <w:tab w:val="num" w:pos="1440"/>
-        </w:tabs>
-        <w:ind w:left="1440" w:hanging="360"/>
-      </w:pPr>
-    </w:lvl>
-    <w:lvl w:ilvl="2" w:tentative="1">
-      <w:start w:val="1"/>
-      <w:numFmt w:val="decimal"/>
-      <w:lvlText w:val="%3."/>
-      <w:lvlJc w:val="left"/>
-      <w:pPr>
-        <w:tabs>
-          <w:tab w:val="num" w:pos="2160"/>
-        </w:tabs>
-        <w:ind w:left="2160" w:hanging="360"/>
-      </w:pPr>
-    </w:lvl>
-    <w:lvl w:ilvl="3" w:tentative="1">
-      <w:start w:val="1"/>
-      <w:numFmt w:val="decimal"/>
-      <w:lvlText w:val="%4."/>
-      <w:lvlJc w:val="left"/>
-      <w:pPr>
-        <w:tabs>
-          <w:tab w:val="num" w:pos="2880"/>
-        </w:tabs>
-        <w:ind w:left="2880" w:hanging="360"/>
-      </w:pPr>
-    </w:lvl>
-    <w:lvl w:ilvl="4" w:tentative="1">
-      <w:start w:val="1"/>
-      <w:numFmt w:val="decimal"/>
-      <w:lvlText w:val="%5."/>
-      <w:lvlJc w:val="left"/>
-      <w:pPr>
-        <w:tabs>
-          <w:tab w:val="num" w:pos="3600"/>
-        </w:tabs>
-        <w:ind w:left="3600" w:hanging="360"/>
-      </w:pPr>
-    </w:lvl>
-    <w:lvl w:ilvl="5" w:tentative="1">
-      <w:start w:val="1"/>
-      <w:numFmt w:val="decimal"/>
-      <w:lvlText w:val="%6."/>
-      <w:lvlJc w:val="left"/>
-      <w:pPr>
-        <w:tabs>
-          <w:tab w:val="num" w:pos="4320"/>
-        </w:tabs>
-        <w:ind w:left="4320" w:hanging="360"/>
-      </w:pPr>
-    </w:lvl>
-    <w:lvl w:ilvl="6" w:tentative="1">
-      <w:start w:val="1"/>
-      <w:numFmt w:val="decimal"/>
-      <w:lvlText w:val="%7."/>
-      <w:lvlJc w:val="left"/>
-      <w:pPr>
-        <w:tabs>
-          <w:tab w:val="num" w:pos="5040"/>
-        </w:tabs>
-        <w:ind w:left="5040" w:hanging="360"/>
-      </w:pPr>
-    </w:lvl>
-    <w:lvl w:ilvl="7" w:tentative="1">
-      <w:start w:val="1"/>
-      <w:numFmt w:val="decimal"/>
-      <w:lvlText w:val="%8."/>
-      <w:lvlJc w:val="left"/>
-      <w:pPr>
-        <w:tabs>
-          <w:tab w:val="num" w:pos="5760"/>
-        </w:tabs>
-        <w:ind w:left="5760" w:hanging="360"/>
-      </w:pPr>
-    </w:lvl>
-    <w:lvl w:ilvl="8" w:tentative="1">
-      <w:start w:val="1"/>
-      <w:numFmt w:val="decimal"/>
-      <w:lvlText w:val="%9."/>
-      <w:lvlJc w:val="left"/>
-      <w:pPr>
-        <w:tabs>
-          <w:tab w:val="num" w:pos="6480"/>
-        </w:tabs>
-        <w:ind w:left="6480" w:hanging="360"/>
-      </w:pPr>
-    </w:lvl>
-  </w:abstractNum>
-  <w:abstractNum w:abstractNumId="16" w15:restartNumberingAfterBreak="0">
-    <w:nsid w:val="71F64097"/>
-    <w:multiLevelType w:val="multilevel"/>
-    <w:tmpl w:val="57942B80"/>
-    <w:lvl w:ilvl="0">
-      <w:start w:val="1"/>
-      <w:numFmt w:val="bullet"/>
-      <w:lvlText w:val=""/>
-      <w:lvlJc w:val="left"/>
-      <w:pPr>
-        <w:tabs>
-          <w:tab w:val="num" w:pos="720"/>
-        </w:tabs>
-        <w:ind w:left="720" w:hanging="360"/>
-      </w:pPr>
-      <w:rPr>
-        <w:rFonts w:ascii="Symbol" w:hAnsi="Symbol" w:hint="default"/>
-        <w:sz w:val="20"/>
-      </w:rPr>
-    </w:lvl>
-    <w:lvl w:ilvl="1" w:tentative="1">
-      <w:start w:val="1"/>
-      <w:numFmt w:val="bullet"/>
-      <w:lvlText w:val="o"/>
-      <w:lvlJc w:val="left"/>
-      <w:pPr>
-        <w:tabs>
-          <w:tab w:val="num" w:pos="1440"/>
-        </w:tabs>
-        <w:ind w:left="1440" w:hanging="360"/>
-      </w:pPr>
-      <w:rPr>
-        <w:rFonts w:ascii="Courier New" w:hAnsi="Courier New" w:hint="default"/>
-        <w:sz w:val="20"/>
-      </w:rPr>
-    </w:lvl>
-    <w:lvl w:ilvl="2" w:tentative="1">
-      <w:start w:val="1"/>
-      <w:numFmt w:val="bullet"/>
-      <w:lvlText w:val=""/>
-      <w:lvlJc w:val="left"/>
-      <w:pPr>
-        <w:tabs>
-          <w:tab w:val="num" w:pos="2160"/>
-        </w:tabs>
-        <w:ind w:left="2160" w:hanging="360"/>
-      </w:pPr>
-      <w:rPr>
-        <w:rFonts w:ascii="Wingdings" w:hAnsi="Wingdings" w:hint="default"/>
-        <w:sz w:val="20"/>
-      </w:rPr>
-    </w:lvl>
-    <w:lvl w:ilvl="3" w:tentative="1">
-      <w:start w:val="1"/>
-      <w:numFmt w:val="bullet"/>
-      <w:lvlText w:val=""/>
-      <w:lvlJc w:val="left"/>
-      <w:pPr>
-        <w:tabs>
-          <w:tab w:val="num" w:pos="2880"/>
-        </w:tabs>
-        <w:ind w:left="2880" w:hanging="360"/>
-      </w:pPr>
-      <w:rPr>
-        <w:rFonts w:ascii="Wingdings" w:hAnsi="Wingdings" w:hint="default"/>
-        <w:sz w:val="20"/>
-      </w:rPr>
-    </w:lvl>
-    <w:lvl w:ilvl="4" w:tentative="1">
-      <w:start w:val="1"/>
-      <w:numFmt w:val="bullet"/>
-      <w:lvlText w:val=""/>
-      <w:lvlJc w:val="left"/>
-      <w:pPr>
-        <w:tabs>
-          <w:tab w:val="num" w:pos="3600"/>
-        </w:tabs>
-        <w:ind w:left="3600" w:hanging="360"/>
-      </w:pPr>
-      <w:rPr>
-        <w:rFonts w:ascii="Wingdings" w:hAnsi="Wingdings" w:hint="default"/>
-        <w:sz w:val="20"/>
-      </w:rPr>
-    </w:lvl>
-    <w:lvl w:ilvl="5" w:tentative="1">
-      <w:start w:val="1"/>
-      <w:numFmt w:val="bullet"/>
-      <w:lvlText w:val=""/>
-      <w:lvlJc w:val="left"/>
-      <w:pPr>
-        <w:tabs>
-          <w:tab w:val="num" w:pos="4320"/>
-        </w:tabs>
-        <w:ind w:left="4320" w:hanging="360"/>
-      </w:pPr>
-      <w:rPr>
-        <w:rFonts w:ascii="Wingdings" w:hAnsi="Wingdings" w:hint="default"/>
-        <w:sz w:val="20"/>
-      </w:rPr>
-    </w:lvl>
-    <w:lvl w:ilvl="6" w:tentative="1">
-      <w:start w:val="1"/>
-      <w:numFmt w:val="bullet"/>
-      <w:lvlText w:val=""/>
-      <w:lvlJc w:val="left"/>
-      <w:pPr>
-        <w:tabs>
-          <w:tab w:val="num" w:pos="5040"/>
-        </w:tabs>
-        <w:ind w:left="5040" w:hanging="360"/>
-      </w:pPr>
-      <w:rPr>
-        <w:rFonts w:ascii="Wingdings" w:hAnsi="Wingdings" w:hint="default"/>
-        <w:sz w:val="20"/>
-      </w:rPr>
-    </w:lvl>
-    <w:lvl w:ilvl="7" w:tentative="1">
-      <w:start w:val="1"/>
-      <w:numFmt w:val="bullet"/>
-      <w:lvlText w:val=""/>
-      <w:lvlJc w:val="left"/>
-      <w:pPr>
-        <w:tabs>
-          <w:tab w:val="num" w:pos="5760"/>
-        </w:tabs>
-        <w:ind w:left="5760" w:hanging="360"/>
-      </w:pPr>
-      <w:rPr>
-        <w:rFonts w:ascii="Wingdings" w:hAnsi="Wingdings" w:hint="default"/>
-        <w:sz w:val="20"/>
-      </w:rPr>
-    </w:lvl>
-    <w:lvl w:ilvl="8" w:tentative="1">
-      <w:start w:val="1"/>
-      <w:numFmt w:val="bullet"/>
-      <w:lvlText w:val=""/>
-      <w:lvlJc w:val="left"/>
-      <w:pPr>
-        <w:tabs>
-          <w:tab w:val="num" w:pos="6480"/>
-        </w:tabs>
-        <w:ind w:left="6480" w:hanging="360"/>
-      </w:pPr>
-      <w:rPr>
-        <w:rFonts w:ascii="Wingdings" w:hAnsi="Wingdings" w:hint="default"/>
-        <w:sz w:val="20"/>
-      </w:rPr>
-    </w:lvl>
-  </w:abstractNum>
-  <w:abstractNum w:abstractNumId="17" w15:restartNumberingAfterBreak="0">
-    <w:nsid w:val="79493049"/>
-    <w:multiLevelType w:val="multilevel"/>
-    <w:tmpl w:val="1D023A1A"/>
-    <w:lvl w:ilvl="0">
-      <w:start w:val="1"/>
-      <w:numFmt w:val="bullet"/>
-      <w:lvlText w:val=""/>
-      <w:lvlJc w:val="left"/>
-      <w:pPr>
-        <w:tabs>
-          <w:tab w:val="num" w:pos="720"/>
-        </w:tabs>
-        <w:ind w:left="720" w:hanging="360"/>
-      </w:pPr>
-      <w:rPr>
-        <w:rFonts w:ascii="Symbol" w:hAnsi="Symbol" w:hint="default"/>
-        <w:sz w:val="20"/>
-      </w:rPr>
-    </w:lvl>
-    <w:lvl w:ilvl="1" w:tentative="1">
-      <w:start w:val="1"/>
-      <w:numFmt w:val="bullet"/>
-      <w:lvlText w:val="o"/>
-      <w:lvlJc w:val="left"/>
-      <w:pPr>
-        <w:tabs>
-          <w:tab w:val="num" w:pos="1440"/>
-        </w:tabs>
-        <w:ind w:left="1440" w:hanging="360"/>
-      </w:pPr>
-      <w:rPr>
-        <w:rFonts w:ascii="Courier New" w:hAnsi="Courier New" w:hint="default"/>
-        <w:sz w:val="20"/>
-      </w:rPr>
-    </w:lvl>
-    <w:lvl w:ilvl="2" w:tentative="1">
-      <w:start w:val="1"/>
-      <w:numFmt w:val="bullet"/>
-      <w:lvlText w:val=""/>
-      <w:lvlJc w:val="left"/>
-      <w:pPr>
-        <w:tabs>
-          <w:tab w:val="num" w:pos="2160"/>
-        </w:tabs>
-        <w:ind w:left="2160" w:hanging="360"/>
-      </w:pPr>
-      <w:rPr>
-        <w:rFonts w:ascii="Wingdings" w:hAnsi="Wingdings" w:hint="default"/>
-        <w:sz w:val="20"/>
-      </w:rPr>
-    </w:lvl>
-    <w:lvl w:ilvl="3" w:tentative="1">
-      <w:start w:val="1"/>
-      <w:numFmt w:val="bullet"/>
-      <w:lvlText w:val=""/>
-      <w:lvlJc w:val="left"/>
-      <w:pPr>
-        <w:tabs>
-          <w:tab w:val="num" w:pos="2880"/>
-        </w:tabs>
-        <w:ind w:left="2880" w:hanging="360"/>
-      </w:pPr>
-      <w:rPr>
-        <w:rFonts w:ascii="Wingdings" w:hAnsi="Wingdings" w:hint="default"/>
-        <w:sz w:val="20"/>
-      </w:rPr>
-    </w:lvl>
-    <w:lvl w:ilvl="4" w:tentative="1">
-      <w:start w:val="1"/>
-      <w:numFmt w:val="bullet"/>
-      <w:lvlText w:val=""/>
-      <w:lvlJc w:val="left"/>
-      <w:pPr>
-        <w:tabs>
-          <w:tab w:val="num" w:pos="3600"/>
-        </w:tabs>
-        <w:ind w:left="3600" w:hanging="360"/>
-      </w:pPr>
-      <w:rPr>
-        <w:rFonts w:ascii="Wingdings" w:hAnsi="Wingdings" w:hint="default"/>
-        <w:sz w:val="20"/>
-      </w:rPr>
-    </w:lvl>
-    <w:lvl w:ilvl="5" w:tentative="1">
-      <w:start w:val="1"/>
-      <w:numFmt w:val="bullet"/>
-      <w:lvlText w:val=""/>
-      <w:lvlJc w:val="left"/>
-      <w:pPr>
-        <w:tabs>
-          <w:tab w:val="num" w:pos="4320"/>
-        </w:tabs>
-        <w:ind w:left="4320" w:hanging="360"/>
-      </w:pPr>
-      <w:rPr>
-        <w:rFonts w:ascii="Wingdings" w:hAnsi="Wingdings" w:hint="default"/>
-        <w:sz w:val="20"/>
-      </w:rPr>
-    </w:lvl>
-    <w:lvl w:ilvl="6" w:tentative="1">
-      <w:start w:val="1"/>
-      <w:numFmt w:val="bullet"/>
-      <w:lvlText w:val=""/>
-      <w:lvlJc w:val="left"/>
-      <w:pPr>
-        <w:tabs>
-          <w:tab w:val="num" w:pos="5040"/>
-        </w:tabs>
-        <w:ind w:left="5040" w:hanging="360"/>
-      </w:pPr>
-      <w:rPr>
-        <w:rFonts w:ascii="Wingdings" w:hAnsi="Wingdings" w:hint="default"/>
-        <w:sz w:val="20"/>
-      </w:rPr>
-    </w:lvl>
-    <w:lvl w:ilvl="7" w:tentative="1">
-      <w:start w:val="1"/>
-      <w:numFmt w:val="bullet"/>
-      <w:lvlText w:val=""/>
-      <w:lvlJc w:val="left"/>
-      <w:pPr>
-        <w:tabs>
-          <w:tab w:val="num" w:pos="5760"/>
-        </w:tabs>
-        <w:ind w:left="5760" w:hanging="360"/>
-      </w:pPr>
-      <w:rPr>
-        <w:rFonts w:ascii="Wingdings" w:hAnsi="Wingdings" w:hint="default"/>
-        <w:sz w:val="20"/>
-      </w:rPr>
-    </w:lvl>
-    <w:lvl w:ilvl="8" w:tentative="1">
-      <w:start w:val="1"/>
-      <w:numFmt w:val="bullet"/>
-      <w:lvlText w:val=""/>
-      <w:lvlJc w:val="left"/>
-      <w:pPr>
-        <w:tabs>
-          <w:tab w:val="num" w:pos="6480"/>
-        </w:tabs>
-        <w:ind w:left="6480" w:hanging="360"/>
-      </w:pPr>
-      <w:rPr>
-        <w:rFonts w:ascii="Wingdings" w:hAnsi="Wingdings" w:hint="default"/>
-        <w:sz w:val="20"/>
-      </w:rPr>
-    </w:lvl>
-  </w:abstractNum>
-  <w:abstractNum w:abstractNumId="18" w15:restartNumberingAfterBreak="0">
-    <w:nsid w:val="7A1C587B"/>
-    <w:multiLevelType w:val="multilevel"/>
-    <w:tmpl w:val="3D8220C4"/>
-    <w:lvl w:ilvl="0">
-      <w:start w:val="1"/>
-      <w:numFmt w:val="bullet"/>
-      <w:lvlText w:val=""/>
-      <w:lvlJc w:val="left"/>
-      <w:pPr>
-        <w:tabs>
-          <w:tab w:val="num" w:pos="720"/>
-        </w:tabs>
-        <w:ind w:left="720" w:hanging="360"/>
-      </w:pPr>
-      <w:rPr>
-        <w:rFonts w:ascii="Symbol" w:hAnsi="Symbol" w:hint="default"/>
-        <w:sz w:val="20"/>
-      </w:rPr>
-    </w:lvl>
-    <w:lvl w:ilvl="1">
-      <w:start w:val="1"/>
-      <w:numFmt w:val="bullet"/>
-      <w:lvlText w:val="o"/>
-      <w:lvlJc w:val="left"/>
-      <w:pPr>
-        <w:tabs>
-          <w:tab w:val="num" w:pos="1440"/>
-        </w:tabs>
-        <w:ind w:left="1440" w:hanging="360"/>
-      </w:pPr>
-      <w:rPr>
-        <w:rFonts w:ascii="Courier New" w:hAnsi="Courier New" w:hint="default"/>
-        <w:sz w:val="20"/>
-      </w:rPr>
-    </w:lvl>
-    <w:lvl w:ilvl="2" w:tentative="1">
-      <w:start w:val="1"/>
-      <w:numFmt w:val="bullet"/>
-      <w:lvlText w:val=""/>
-      <w:lvlJc w:val="left"/>
-      <w:pPr>
-        <w:tabs>
-          <w:tab w:val="num" w:pos="2160"/>
-        </w:tabs>
-        <w:ind w:left="2160" w:hanging="360"/>
-      </w:pPr>
-      <w:rPr>
-        <w:rFonts w:ascii="Wingdings" w:hAnsi="Wingdings" w:hint="default"/>
-        <w:sz w:val="20"/>
-      </w:rPr>
-    </w:lvl>
-    <w:lvl w:ilvl="3" w:tentative="1">
-      <w:start w:val="1"/>
-      <w:numFmt w:val="bullet"/>
-      <w:lvlText w:val=""/>
-      <w:lvlJc w:val="left"/>
-      <w:pPr>
-        <w:tabs>
-          <w:tab w:val="num" w:pos="2880"/>
-        </w:tabs>
-        <w:ind w:left="2880" w:hanging="360"/>
-      </w:pPr>
-      <w:rPr>
-        <w:rFonts w:ascii="Wingdings" w:hAnsi="Wingdings" w:hint="default"/>
-        <w:sz w:val="20"/>
-      </w:rPr>
-    </w:lvl>
-    <w:lvl w:ilvl="4" w:tentative="1">
-      <w:start w:val="1"/>
-      <w:numFmt w:val="bullet"/>
-      <w:lvlText w:val=""/>
-      <w:lvlJc w:val="left"/>
-      <w:pPr>
-        <w:tabs>
-          <w:tab w:val="num" w:pos="3600"/>
-        </w:tabs>
-        <w:ind w:left="3600" w:hanging="360"/>
-      </w:pPr>
-      <w:rPr>
-        <w:rFonts w:ascii="Wingdings" w:hAnsi="Wingdings" w:hint="default"/>
-        <w:sz w:val="20"/>
-      </w:rPr>
-    </w:lvl>
-    <w:lvl w:ilvl="5" w:tentative="1">
-      <w:start w:val="1"/>
-      <w:numFmt w:val="bullet"/>
-      <w:lvlText w:val=""/>
-      <w:lvlJc w:val="left"/>
-      <w:pPr>
-        <w:tabs>
-          <w:tab w:val="num" w:pos="4320"/>
-        </w:tabs>
-        <w:ind w:left="4320" w:hanging="360"/>
-      </w:pPr>
-      <w:rPr>
-        <w:rFonts w:ascii="Wingdings" w:hAnsi="Wingdings" w:hint="default"/>
-        <w:sz w:val="20"/>
-      </w:rPr>
-    </w:lvl>
-    <w:lvl w:ilvl="6" w:tentative="1">
-      <w:start w:val="1"/>
-      <w:numFmt w:val="bullet"/>
-      <w:lvlText w:val=""/>
-      <w:lvlJc w:val="left"/>
-      <w:pPr>
-        <w:tabs>
-          <w:tab w:val="num" w:pos="5040"/>
-        </w:tabs>
-        <w:ind w:left="5040" w:hanging="360"/>
-      </w:pPr>
-      <w:rPr>
-        <w:rFonts w:ascii="Wingdings" w:hAnsi="Wingdings" w:hint="default"/>
-        <w:sz w:val="20"/>
-      </w:rPr>
-    </w:lvl>
-    <w:lvl w:ilvl="7" w:tentative="1">
-      <w:start w:val="1"/>
-      <w:numFmt w:val="bullet"/>
-      <w:lvlText w:val=""/>
-      <w:lvlJc w:val="left"/>
-      <w:pPr>
-        <w:tabs>
-          <w:tab w:val="num" w:pos="5760"/>
-        </w:tabs>
-        <w:ind w:left="5760" w:hanging="360"/>
-      </w:pPr>
-      <w:rPr>
-        <w:rFonts w:ascii="Wingdings" w:hAnsi="Wingdings" w:hint="default"/>
-        <w:sz w:val="20"/>
-      </w:rPr>
-    </w:lvl>
-    <w:lvl w:ilvl="8" w:tentative="1">
-      <w:start w:val="1"/>
-      <w:numFmt w:val="bullet"/>
-      <w:lvlText w:val=""/>
-      <w:lvlJc w:val="left"/>
-      <w:pPr>
-        <w:tabs>
-          <w:tab w:val="num" w:pos="6480"/>
-        </w:tabs>
-        <w:ind w:left="6480" w:hanging="360"/>
-      </w:pPr>
-      <w:rPr>
-        <w:rFonts w:ascii="Wingdings" w:hAnsi="Wingdings" w:hint="default"/>
-        <w:sz w:val="20"/>
-      </w:rPr>
-    </w:lvl>
-  </w:abstractNum>
-  <w:abstractNum w:abstractNumId="19" w15:restartNumberingAfterBreak="0">
-    <w:nsid w:val="7C7E44BA"/>
-    <w:multiLevelType w:val="multilevel"/>
-    <w:tmpl w:val="CD362340"/>
-    <w:lvl w:ilvl="0">
-      <w:start w:val="1"/>
-      <w:numFmt w:val="bullet"/>
-      <w:lvlText w:val=""/>
-      <w:lvlJc w:val="left"/>
-      <w:pPr>
-        <w:tabs>
-          <w:tab w:val="num" w:pos="720"/>
-        </w:tabs>
-        <w:ind w:left="720" w:hanging="360"/>
-      </w:pPr>
-      <w:rPr>
-        <w:rFonts w:ascii="Symbol" w:hAnsi="Symbol" w:hint="default"/>
-        <w:sz w:val="20"/>
-      </w:rPr>
-    </w:lvl>
-    <w:lvl w:ilvl="1" w:tentative="1">
-      <w:start w:val="1"/>
-      <w:numFmt w:val="bullet"/>
-      <w:lvlText w:val="o"/>
-      <w:lvlJc w:val="left"/>
-      <w:pPr>
-        <w:tabs>
-          <w:tab w:val="num" w:pos="1440"/>
-        </w:tabs>
-        <w:ind w:left="1440" w:hanging="360"/>
-      </w:pPr>
-      <w:rPr>
-        <w:rFonts w:ascii="Courier New" w:hAnsi="Courier New" w:hint="default"/>
-        <w:sz w:val="20"/>
-      </w:rPr>
-    </w:lvl>
-    <w:lvl w:ilvl="2" w:tentative="1">
-      <w:start w:val="1"/>
-      <w:numFmt w:val="bullet"/>
-      <w:lvlText w:val=""/>
-      <w:lvlJc w:val="left"/>
-      <w:pPr>
-        <w:tabs>
-          <w:tab w:val="num" w:pos="2160"/>
-        </w:tabs>
-        <w:ind w:left="2160" w:hanging="360"/>
-      </w:pPr>
-      <w:rPr>
-        <w:rFonts w:ascii="Wingdings" w:hAnsi="Wingdings" w:hint="default"/>
-        <w:sz w:val="20"/>
-      </w:rPr>
-    </w:lvl>
-    <w:lvl w:ilvl="3" w:tentative="1">
-      <w:start w:val="1"/>
-      <w:numFmt w:val="bullet"/>
-      <w:lvlText w:val=""/>
-      <w:lvlJc w:val="left"/>
-      <w:pPr>
-        <w:tabs>
-          <w:tab w:val="num" w:pos="2880"/>
-        </w:tabs>
-        <w:ind w:left="2880" w:hanging="360"/>
-      </w:pPr>
-      <w:rPr>
-        <w:rFonts w:ascii="Wingdings" w:hAnsi="Wingdings" w:hint="default"/>
-        <w:sz w:val="20"/>
-      </w:rPr>
-    </w:lvl>
-    <w:lvl w:ilvl="4" w:tentative="1">
-      <w:start w:val="1"/>
-      <w:numFmt w:val="bullet"/>
-      <w:lvlText w:val=""/>
-      <w:lvlJc w:val="left"/>
-      <w:pPr>
-        <w:tabs>
-          <w:tab w:val="num" w:pos="3600"/>
-        </w:tabs>
-        <w:ind w:left="3600" w:hanging="360"/>
-      </w:pPr>
-      <w:rPr>
-        <w:rFonts w:ascii="Wingdings" w:hAnsi="Wingdings" w:hint="default"/>
-        <w:sz w:val="20"/>
-      </w:rPr>
-    </w:lvl>
-    <w:lvl w:ilvl="5" w:tentative="1">
-      <w:start w:val="1"/>
-      <w:numFmt w:val="bullet"/>
-      <w:lvlText w:val=""/>
-      <w:lvlJc w:val="left"/>
-      <w:pPr>
-        <w:tabs>
-          <w:tab w:val="num" w:pos="4320"/>
-        </w:tabs>
-        <w:ind w:left="4320" w:hanging="360"/>
-      </w:pPr>
-      <w:rPr>
-        <w:rFonts w:ascii="Wingdings" w:hAnsi="Wingdings" w:hint="default"/>
-        <w:sz w:val="20"/>
-      </w:rPr>
-    </w:lvl>
-    <w:lvl w:ilvl="6" w:tentative="1">
-      <w:start w:val="1"/>
-      <w:numFmt w:val="bullet"/>
-      <w:lvlText w:val=""/>
-      <w:lvlJc w:val="left"/>
-      <w:pPr>
-        <w:tabs>
-          <w:tab w:val="num" w:pos="5040"/>
-        </w:tabs>
-        <w:ind w:left="5040" w:hanging="360"/>
-      </w:pPr>
-      <w:rPr>
-        <w:rFonts w:ascii="Wingdings" w:hAnsi="Wingdings" w:hint="default"/>
-        <w:sz w:val="20"/>
-      </w:rPr>
-    </w:lvl>
-    <w:lvl w:ilvl="7" w:tentative="1">
-      <w:start w:val="1"/>
-      <w:numFmt w:val="bullet"/>
-      <w:lvlText w:val=""/>
-      <w:lvlJc w:val="left"/>
-      <w:pPr>
-        <w:tabs>
-          <w:tab w:val="num" w:pos="5760"/>
-        </w:tabs>
-        <w:ind w:left="5760" w:hanging="360"/>
-      </w:pPr>
-      <w:rPr>
-        <w:rFonts w:ascii="Wingdings" w:hAnsi="Wingdings" w:hint="default"/>
-        <w:sz w:val="20"/>
-      </w:rPr>
-    </w:lvl>
-    <w:lvl w:ilvl="8" w:tentative="1">
-      <w:start w:val="1"/>
-      <w:numFmt w:val="bullet"/>
-      <w:lvlText w:val=""/>
-      <w:lvlJc w:val="left"/>
-      <w:pPr>
-        <w:tabs>
-          <w:tab w:val="num" w:pos="6480"/>
-        </w:tabs>
-        <w:ind w:left="6480" w:hanging="360"/>
-      </w:pPr>
-      <w:rPr>
-        <w:rFonts w:ascii="Wingdings" w:hAnsi="Wingdings" w:hint="default"/>
-        <w:sz w:val="20"/>
-      </w:rPr>
-    </w:lvl>
-  </w:abstractNum>
-  <w:abstractNum w:abstractNumId="20" w15:restartNumberingAfterBreak="0">
     <w:nsid w:val="7EFD76C4"/>
     <w:multiLevelType w:val="multilevel"/>
     <w:tmpl w:val="0C9054DE"/>
@@ -9427,66 +8444,42 @@
     </w:lvl>
   </w:abstractNum>
   <w:num w:numId="1" w16cid:durableId="141893509">
-    <w:abstractNumId w:val="6"/>
+    <w:abstractNumId w:val="4"/>
   </w:num>
   <w:num w:numId="2" w16cid:durableId="678237982">
-    <w:abstractNumId w:val="18"/>
+    <w:abstractNumId w:val="11"/>
   </w:num>
   <w:num w:numId="3" w16cid:durableId="395975565">
-    <w:abstractNumId w:val="12"/>
+    <w:abstractNumId w:val="8"/>
   </w:num>
   <w:num w:numId="4" w16cid:durableId="1138108923">
+    <w:abstractNumId w:val="2"/>
+  </w:num>
+  <w:num w:numId="5" w16cid:durableId="1551839264">
+    <w:abstractNumId w:val="7"/>
+  </w:num>
+  <w:num w:numId="6" w16cid:durableId="260727517">
+    <w:abstractNumId w:val="9"/>
+  </w:num>
+  <w:num w:numId="7" w16cid:durableId="962616594">
+    <w:abstractNumId w:val="5"/>
+  </w:num>
+  <w:num w:numId="8" w16cid:durableId="814879415">
+    <w:abstractNumId w:val="10"/>
+  </w:num>
+  <w:num w:numId="9" w16cid:durableId="1637179434">
     <w:abstractNumId w:val="3"/>
   </w:num>
-  <w:num w:numId="5" w16cid:durableId="1551839264">
-    <w:abstractNumId w:val="10"/>
-  </w:num>
-  <w:num w:numId="6" w16cid:durableId="260727517">
-    <w:abstractNumId w:val="16"/>
-  </w:num>
-  <w:num w:numId="7" w16cid:durableId="962616594">
-    <w:abstractNumId w:val="8"/>
-  </w:num>
-  <w:num w:numId="8" w16cid:durableId="814879415">
-    <w:abstractNumId w:val="17"/>
-  </w:num>
-  <w:num w:numId="9" w16cid:durableId="1637179434">
-    <w:abstractNumId w:val="5"/>
-  </w:num>
   <w:num w:numId="10" w16cid:durableId="417677045">
-    <w:abstractNumId w:val="20"/>
+    <w:abstractNumId w:val="12"/>
   </w:num>
   <w:num w:numId="11" w16cid:durableId="711611815">
     <w:abstractNumId w:val="1"/>
   </w:num>
   <w:num w:numId="12" w16cid:durableId="990013699">
-    <w:abstractNumId w:val="9"/>
+    <w:abstractNumId w:val="6"/>
   </w:num>
-  <w:num w:numId="13" w16cid:durableId="1313868546">
-    <w:abstractNumId w:val="19"/>
-  </w:num>
-  <w:num w:numId="14" w16cid:durableId="1692417687">
-    <w:abstractNumId w:val="15"/>
-  </w:num>
-  <w:num w:numId="15" w16cid:durableId="489903564">
-    <w:abstractNumId w:val="14"/>
-  </w:num>
-  <w:num w:numId="16" w16cid:durableId="1720979264">
-    <w:abstractNumId w:val="13"/>
-  </w:num>
-  <w:num w:numId="17" w16cid:durableId="1514341890">
-    <w:abstractNumId w:val="11"/>
-  </w:num>
-  <w:num w:numId="18" w16cid:durableId="910968889">
-    <w:abstractNumId w:val="7"/>
-  </w:num>
-  <w:num w:numId="19" w16cid:durableId="172763049">
-    <w:abstractNumId w:val="2"/>
-  </w:num>
-  <w:num w:numId="20" w16cid:durableId="1276325245">
-    <w:abstractNumId w:val="4"/>
-  </w:num>
-  <w:num w:numId="21" w16cid:durableId="1402101102">
+  <w:num w:numId="13" w16cid:durableId="1402101102">
     <w:abstractNumId w:val="0"/>
   </w:num>
 </w:numbering>
@@ -9892,7 +8885,7 @@
   <w:style w:type="paragraph" w:default="1" w:styleId="Normal">
     <w:name w:val="Normal"/>
     <w:qFormat/>
-    <w:rsid w:val="005737A2"/>
+    <w:rsid w:val="00D74A58"/>
   </w:style>
   <w:style w:type="paragraph" w:styleId="Heading1">
     <w:name w:val="heading 1"/>
@@ -9901,7 +8894,7 @@
     <w:link w:val="Heading1Char"/>
     <w:uiPriority w:val="9"/>
     <w:qFormat/>
-    <w:rsid w:val="00C06020"/>
+    <w:rsid w:val="0071620B"/>
     <w:pPr>
       <w:keepNext/>
       <w:keepLines/>
@@ -9923,7 +8916,7 @@
     <w:uiPriority w:val="9"/>
     <w:unhideWhenUsed/>
     <w:qFormat/>
-    <w:rsid w:val="00C06020"/>
+    <w:rsid w:val="0071620B"/>
     <w:pPr>
       <w:keepNext/>
       <w:keepLines/>
@@ -9945,7 +8938,7 @@
     <w:uiPriority w:val="9"/>
     <w:unhideWhenUsed/>
     <w:qFormat/>
-    <w:rsid w:val="00C06020"/>
+    <w:rsid w:val="0071620B"/>
     <w:pPr>
       <w:keepNext/>
       <w:keepLines/>
@@ -9967,7 +8960,7 @@
     <w:uiPriority w:val="9"/>
     <w:unhideWhenUsed/>
     <w:qFormat/>
-    <w:rsid w:val="00C06020"/>
+    <w:rsid w:val="0071620B"/>
     <w:pPr>
       <w:keepNext/>
       <w:keepLines/>
@@ -9990,7 +8983,7 @@
     <w:semiHidden/>
     <w:unhideWhenUsed/>
     <w:qFormat/>
-    <w:rsid w:val="00C06020"/>
+    <w:rsid w:val="0071620B"/>
     <w:pPr>
       <w:keepNext/>
       <w:keepLines/>
@@ -10011,7 +9004,7 @@
     <w:semiHidden/>
     <w:unhideWhenUsed/>
     <w:qFormat/>
-    <w:rsid w:val="00C06020"/>
+    <w:rsid w:val="0071620B"/>
     <w:pPr>
       <w:keepNext/>
       <w:keepLines/>
@@ -10034,7 +9027,7 @@
     <w:semiHidden/>
     <w:unhideWhenUsed/>
     <w:qFormat/>
-    <w:rsid w:val="00C06020"/>
+    <w:rsid w:val="0071620B"/>
     <w:pPr>
       <w:keepNext/>
       <w:keepLines/>
@@ -10055,7 +9048,7 @@
     <w:semiHidden/>
     <w:unhideWhenUsed/>
     <w:qFormat/>
-    <w:rsid w:val="00C06020"/>
+    <w:rsid w:val="0071620B"/>
     <w:pPr>
       <w:keepNext/>
       <w:keepLines/>
@@ -10078,7 +9071,7 @@
     <w:semiHidden/>
     <w:unhideWhenUsed/>
     <w:qFormat/>
-    <w:rsid w:val="00C06020"/>
+    <w:rsid w:val="0071620B"/>
     <w:pPr>
       <w:keepNext/>
       <w:keepLines/>
@@ -10122,7 +9115,7 @@
     <w:basedOn w:val="DefaultParagraphFont"/>
     <w:link w:val="Heading1"/>
     <w:uiPriority w:val="9"/>
-    <w:rsid w:val="00C06020"/>
+    <w:rsid w:val="0071620B"/>
     <w:rPr>
       <w:rFonts w:asciiTheme="majorHAnsi" w:eastAsiaTheme="majorEastAsia" w:hAnsiTheme="majorHAnsi" w:cstheme="majorBidi"/>
       <w:color w:val="2F5496" w:themeColor="accent1" w:themeShade="BF"/>
@@ -10135,7 +9128,7 @@
     <w:basedOn w:val="DefaultParagraphFont"/>
     <w:link w:val="Heading2"/>
     <w:uiPriority w:val="9"/>
-    <w:rsid w:val="00C06020"/>
+    <w:rsid w:val="0071620B"/>
     <w:rPr>
       <w:rFonts w:asciiTheme="majorHAnsi" w:eastAsiaTheme="majorEastAsia" w:hAnsiTheme="majorHAnsi" w:cstheme="majorBidi"/>
       <w:color w:val="2F5496" w:themeColor="accent1" w:themeShade="BF"/>
@@ -10148,7 +9141,7 @@
     <w:basedOn w:val="DefaultParagraphFont"/>
     <w:link w:val="Heading3"/>
     <w:uiPriority w:val="9"/>
-    <w:rsid w:val="00C06020"/>
+    <w:rsid w:val="0071620B"/>
     <w:rPr>
       <w:rFonts w:eastAsiaTheme="majorEastAsia" w:cstheme="majorBidi"/>
       <w:color w:val="2F5496" w:themeColor="accent1" w:themeShade="BF"/>
@@ -10161,7 +9154,7 @@
     <w:basedOn w:val="DefaultParagraphFont"/>
     <w:link w:val="Heading4"/>
     <w:uiPriority w:val="9"/>
-    <w:rsid w:val="00C06020"/>
+    <w:rsid w:val="0071620B"/>
     <w:rPr>
       <w:rFonts w:eastAsiaTheme="majorEastAsia" w:cstheme="majorBidi"/>
       <w:i/>
@@ -10175,7 +9168,7 @@
     <w:link w:val="Heading5"/>
     <w:uiPriority w:val="9"/>
     <w:semiHidden/>
-    <w:rsid w:val="00C06020"/>
+    <w:rsid w:val="0071620B"/>
     <w:rPr>
       <w:rFonts w:eastAsiaTheme="majorEastAsia" w:cstheme="majorBidi"/>
       <w:color w:val="2F5496" w:themeColor="accent1" w:themeShade="BF"/>
@@ -10187,7 +9180,7 @@
     <w:link w:val="Heading6"/>
     <w:uiPriority w:val="9"/>
     <w:semiHidden/>
-    <w:rsid w:val="00C06020"/>
+    <w:rsid w:val="0071620B"/>
     <w:rPr>
       <w:rFonts w:eastAsiaTheme="majorEastAsia" w:cstheme="majorBidi"/>
       <w:i/>
@@ -10201,7 +9194,7 @@
     <w:link w:val="Heading7"/>
     <w:uiPriority w:val="9"/>
     <w:semiHidden/>
-    <w:rsid w:val="00C06020"/>
+    <w:rsid w:val="0071620B"/>
     <w:rPr>
       <w:rFonts w:eastAsiaTheme="majorEastAsia" w:cstheme="majorBidi"/>
       <w:color w:val="595959" w:themeColor="text1" w:themeTint="A6"/>
@@ -10213,7 +9206,7 @@
     <w:link w:val="Heading8"/>
     <w:uiPriority w:val="9"/>
     <w:semiHidden/>
-    <w:rsid w:val="00C06020"/>
+    <w:rsid w:val="0071620B"/>
     <w:rPr>
       <w:rFonts w:eastAsiaTheme="majorEastAsia" w:cstheme="majorBidi"/>
       <w:i/>
@@ -10227,7 +9220,7 @@
     <w:link w:val="Heading9"/>
     <w:uiPriority w:val="9"/>
     <w:semiHidden/>
-    <w:rsid w:val="00C06020"/>
+    <w:rsid w:val="0071620B"/>
     <w:rPr>
       <w:rFonts w:eastAsiaTheme="majorEastAsia" w:cstheme="majorBidi"/>
       <w:color w:val="272727" w:themeColor="text1" w:themeTint="D8"/>
@@ -10240,7 +9233,7 @@
     <w:link w:val="TitleChar"/>
     <w:uiPriority w:val="10"/>
     <w:qFormat/>
-    <w:rsid w:val="00C06020"/>
+    <w:rsid w:val="0071620B"/>
     <w:pPr>
       <w:spacing w:after="80" w:line="240" w:lineRule="auto"/>
       <w:contextualSpacing/>
@@ -10258,7 +9251,7 @@
     <w:basedOn w:val="DefaultParagraphFont"/>
     <w:link w:val="Title"/>
     <w:uiPriority w:val="10"/>
-    <w:rsid w:val="00C06020"/>
+    <w:rsid w:val="0071620B"/>
     <w:rPr>
       <w:rFonts w:asciiTheme="majorHAnsi" w:eastAsiaTheme="majorEastAsia" w:hAnsiTheme="majorHAnsi" w:cstheme="majorBidi"/>
       <w:spacing w:val="-10"/>
@@ -10274,7 +9267,7 @@
     <w:link w:val="SubtitleChar"/>
     <w:uiPriority w:val="11"/>
     <w:qFormat/>
-    <w:rsid w:val="00C06020"/>
+    <w:rsid w:val="0071620B"/>
     <w:pPr>
       <w:numPr>
         <w:ilvl w:val="1"/>
@@ -10293,7 +9286,7 @@
     <w:basedOn w:val="DefaultParagraphFont"/>
     <w:link w:val="Subtitle"/>
     <w:uiPriority w:val="11"/>
-    <w:rsid w:val="00C06020"/>
+    <w:rsid w:val="0071620B"/>
     <w:rPr>
       <w:rFonts w:eastAsiaTheme="majorEastAsia" w:cstheme="majorBidi"/>
       <w:color w:val="595959" w:themeColor="text1" w:themeTint="A6"/>
@@ -10309,7 +9302,7 @@
     <w:link w:val="QuoteChar"/>
     <w:uiPriority w:val="29"/>
     <w:qFormat/>
-    <w:rsid w:val="00C06020"/>
+    <w:rsid w:val="0071620B"/>
     <w:pPr>
       <w:spacing w:before="160"/>
       <w:jc w:val="center"/>
@@ -10325,7 +9318,7 @@
     <w:basedOn w:val="DefaultParagraphFont"/>
     <w:link w:val="Quote"/>
     <w:uiPriority w:val="29"/>
-    <w:rsid w:val="00C06020"/>
+    <w:rsid w:val="0071620B"/>
     <w:rPr>
       <w:i/>
       <w:iCs/>
@@ -10337,7 +9330,7 @@
     <w:basedOn w:val="Normal"/>
     <w:uiPriority w:val="34"/>
     <w:qFormat/>
-    <w:rsid w:val="00C06020"/>
+    <w:rsid w:val="0071620B"/>
     <w:pPr>
       <w:ind w:left="720"/>
       <w:contextualSpacing/>
@@ -10348,7 +9341,7 @@
     <w:basedOn w:val="DefaultParagraphFont"/>
     <w:uiPriority w:val="21"/>
     <w:qFormat/>
-    <w:rsid w:val="00C06020"/>
+    <w:rsid w:val="0071620B"/>
     <w:rPr>
       <w:i/>
       <w:iCs/>
@@ -10362,7 +9355,7 @@
     <w:link w:val="IntenseQuoteChar"/>
     <w:uiPriority w:val="30"/>
     <w:qFormat/>
-    <w:rsid w:val="00C06020"/>
+    <w:rsid w:val="0071620B"/>
     <w:pPr>
       <w:pBdr>
         <w:top w:val="single" w:sz="4" w:space="10" w:color="2F5496" w:themeColor="accent1" w:themeShade="BF"/>
@@ -10383,7 +9376,7 @@
     <w:basedOn w:val="DefaultParagraphFont"/>
     <w:link w:val="IntenseQuote"/>
     <w:uiPriority w:val="30"/>
-    <w:rsid w:val="00C06020"/>
+    <w:rsid w:val="0071620B"/>
     <w:rPr>
       <w:i/>
       <w:iCs/>
@@ -10395,7 +9388,7 @@
     <w:basedOn w:val="DefaultParagraphFont"/>
     <w:uiPriority w:val="32"/>
     <w:qFormat/>
-    <w:rsid w:val="00C06020"/>
+    <w:rsid w:val="0071620B"/>
     <w:rPr>
       <w:b/>
       <w:bCs/>
@@ -10403,50 +9396,6 @@
       <w:color w:val="2F5496" w:themeColor="accent1" w:themeShade="BF"/>
       <w:spacing w:val="5"/>
     </w:rPr>
-  </w:style>
-  <w:style w:type="paragraph" w:styleId="Header">
-    <w:name w:val="header"/>
-    <w:basedOn w:val="Normal"/>
-    <w:link w:val="HeaderChar"/>
-    <w:uiPriority w:val="99"/>
-    <w:unhideWhenUsed/>
-    <w:rsid w:val="00493548"/>
-    <w:pPr>
-      <w:tabs>
-        <w:tab w:val="center" w:pos="4320"/>
-        <w:tab w:val="right" w:pos="8640"/>
-      </w:tabs>
-      <w:spacing w:after="0" w:line="240" w:lineRule="auto"/>
-    </w:pPr>
-  </w:style>
-  <w:style w:type="character" w:customStyle="1" w:styleId="HeaderChar">
-    <w:name w:val="Header Char"/>
-    <w:basedOn w:val="DefaultParagraphFont"/>
-    <w:link w:val="Header"/>
-    <w:uiPriority w:val="99"/>
-    <w:rsid w:val="00493548"/>
-  </w:style>
-  <w:style w:type="paragraph" w:styleId="Footer">
-    <w:name w:val="footer"/>
-    <w:basedOn w:val="Normal"/>
-    <w:link w:val="FooterChar"/>
-    <w:uiPriority w:val="99"/>
-    <w:unhideWhenUsed/>
-    <w:rsid w:val="00493548"/>
-    <w:pPr>
-      <w:tabs>
-        <w:tab w:val="center" w:pos="4320"/>
-        <w:tab w:val="right" w:pos="8640"/>
-      </w:tabs>
-      <w:spacing w:after="0" w:line="240" w:lineRule="auto"/>
-    </w:pPr>
-  </w:style>
-  <w:style w:type="character" w:customStyle="1" w:styleId="FooterChar">
-    <w:name w:val="Footer Char"/>
-    <w:basedOn w:val="DefaultParagraphFont"/>
-    <w:link w:val="Footer"/>
-    <w:uiPriority w:val="99"/>
-    <w:rsid w:val="00493548"/>
   </w:style>
 </w:styles>
 </file>
